--- a/chapters/07-confounding.docx
+++ b/chapters/07-confounding.docx
@@ -5100,7 +5100,7 @@
       </w:r>
     </w:p>
     <w:bookmarkEnd w:id="38"/>
-    <w:bookmarkStart w:id="41" w:name="references"/>
+    <w:bookmarkStart w:id="42" w:name="references"/>
     <w:p>
       <w:pPr>
         <w:pStyle w:val="Heading2"/>
@@ -5109,8 +5109,8 @@
         <w:t xml:space="preserve">8 References</w:t>
       </w:r>
     </w:p>
-    <w:bookmarkStart w:id="40" w:name="refs"/>
-    <w:bookmarkStart w:id="39" w:name="ref-hernan2020causal"/>
+    <w:bookmarkStart w:id="41" w:name="refs"/>
+    <w:bookmarkStart w:id="40" w:name="ref-hernan2020causal"/>
     <w:p>
       <w:pPr>
         <w:pStyle w:val="Bibliography"/>
@@ -5131,10 +5131,24 @@
       <w:r>
         <w:t xml:space="preserve">. Boca Raton: Chapman &amp; Hall/CRC.</w:t>
       </w:r>
-    </w:p>
-    <w:bookmarkEnd w:id="39"/>
+      <w:r>
+        <w:t xml:space="preserve"> </w:t>
+      </w:r>
+      <w:hyperlink r:id="rId39">
+        <w:r>
+          <w:rPr>
+            <w:rStyle w:val="Hyperlink"/>
+          </w:rPr>
+          <w:t xml:space="preserve">https://miguelhernan.org/whatifbook</w:t>
+        </w:r>
+      </w:hyperlink>
+      <w:r>
+        <w:t xml:space="preserve">.</w:t>
+      </w:r>
+    </w:p>
     <w:bookmarkEnd w:id="40"/>
     <w:bookmarkEnd w:id="41"/>
+    <w:bookmarkEnd w:id="42"/>
     <w:sectPr>
       <w:footnotePr>
         <w:numRestart w:val="eachSect"/>

--- a/chapters/07-confounding.docx
+++ b/chapters/07-confounding.docx
@@ -81,6 +81,13 @@
       </w:pPr>
       <w:r>
         <w:t xml:space="preserve">1 7.1 The Structure of Confounding (pp. 77-80)</w:t>
+      </w:r>
+    </w:p>
+    <w:p>
+      <w:r>
+        <w:pict>
+          <v:rect style="width:0;height:1.5pt" o:hralign="center" o:hrstd="t" o:hr="t"/>
+        </w:pict>
       </w:r>
     </w:p>
     <w:p>
@@ -1060,6 +1067,13 @@
       </w:r>
     </w:p>
     <w:p>
+      <w:r>
+        <w:pict>
+          <v:rect style="width:0;height:1.5pt" o:hralign="center" o:hrstd="t" o:hr="t"/>
+        </w:pict>
+      </w:r>
+    </w:p>
+    <w:p>
       <w:pPr>
         <w:pStyle w:val="FirstParagraph"/>
       </w:pPr>
@@ -1875,6 +1889,13 @@
       </w:r>
     </w:p>
     <w:p>
+      <w:r>
+        <w:pict>
+          <v:rect style="width:0;height:1.5pt" o:hralign="center" o:hrstd="t" o:hr="t"/>
+        </w:pict>
+      </w:r>
+    </w:p>
+    <w:p>
       <w:pPr>
         <w:pStyle w:val="FirstParagraph"/>
       </w:pPr>
@@ -2687,6 +2708,13 @@
       </w:r>
     </w:p>
     <w:p>
+      <w:r>
+        <w:pict>
+          <v:rect style="width:0;height:1.5pt" o:hralign="center" o:hrstd="t" o:hr="t"/>
+        </w:pict>
+      </w:r>
+    </w:p>
+    <w:p>
       <w:pPr>
         <w:pStyle w:val="FirstParagraph"/>
       </w:pPr>
@@ -3207,6 +3235,13 @@
       </w:pPr>
       <w:r>
         <w:t xml:space="preserve">5 7.5 Single-World Intervention Graphs (pp. 87-89)</w:t>
+      </w:r>
+    </w:p>
+    <w:p>
+      <w:r>
+        <w:pict>
+          <v:rect style="width:0;height:1.5pt" o:hralign="center" o:hrstd="t" o:hr="t"/>
+        </w:pict>
       </w:r>
     </w:p>
     <w:p>
@@ -3647,6 +3682,13 @@
       </w:r>
     </w:p>
     <w:p>
+      <w:r>
+        <w:pict>
+          <v:rect style="width:0;height:1.5pt" o:hralign="center" o:hrstd="t" o:hr="t"/>
+        </w:pict>
+      </w:r>
+    </w:p>
+    <w:p>
       <w:pPr>
         <w:pStyle w:val="FirstParagraph"/>
       </w:pPr>
@@ -4547,6 +4589,13 @@
       </w:r>
     </w:p>
     <w:p>
+      <w:r>
+        <w:pict>
+          <v:rect style="width:0;height:1.5pt" o:hralign="center" o:hrstd="t" o:hr="t"/>
+        </w:pict>
+      </w:r>
+    </w:p>
+    <w:p>
       <w:pPr>
         <w:pStyle w:val="FirstParagraph"/>
       </w:pPr>
@@ -5107,6 +5156,13 @@
       </w:pPr>
       <w:r>
         <w:t xml:space="preserve">8 References</w:t>
+      </w:r>
+    </w:p>
+    <w:p>
+      <w:r>
+        <w:pict>
+          <v:rect style="width:0;height:1.5pt" o:hralign="center" o:hrstd="t" o:hr="t"/>
+        </w:pict>
       </w:r>
     </w:p>
     <w:bookmarkStart w:id="41" w:name="refs"/>

--- a/chapters/07-confounding.docx
+++ b/chapters/07-confounding.docx
@@ -74,7 +74,7 @@
         <w:t xml:space="preserve">.</w:t>
       </w:r>
     </w:p>
-    <w:bookmarkStart w:id="22" w:name="the-structure-of-confounding-pp.-77-80"/>
+    <w:bookmarkStart w:id="11" w:name="the-structure-of-confounding-pp.-77-80"/>
     <w:p>
       <w:pPr>
         <w:pStyle w:val="Heading2"/>
@@ -98,7 +98,7 @@
         <w:t xml:space="preserve">Confounding occurs when a common cause of treatment and outcome creates a non-causal association between them.</w:t>
       </w:r>
     </w:p>
-    <w:bookmarkStart w:id="20" w:name="def-confounding-structure"/>
+    <w:bookmarkStart w:id="9" w:name="def-confounding-structure"/>
     <w:p>
       <w:pPr>
         <w:pStyle w:val="BodyText"/>
@@ -299,7 +299,7 @@
         <w:t xml:space="preserve">(not a consequence of treatment)</w:t>
       </w:r>
     </w:p>
-    <w:bookmarkEnd w:id="20"/>
+    <w:bookmarkEnd w:id="9"/>
     <w:p>
       <w:pPr>
         <w:pStyle w:val="FirstParagraph"/>
@@ -426,25 +426,105 @@
           <m:r>
             <m:t>E</m:t>
           </m:r>
-          <m:d>
-            <m:dPr>
-              <m:begChr m:val="["/>
-              <m:sepChr m:val=""/>
-              <m:endChr m:val="]"/>
-              <m:grow/>
-            </m:dPr>
+          <m:r>
+            <m:rPr>
+              <m:sty m:val="p"/>
+            </m:rPr>
+            <m:t>[</m:t>
+          </m:r>
+          <m:r>
+            <m:t>Y</m:t>
+          </m:r>
+          <m:r>
+            <m:rPr>
+              <m:sty m:val="p"/>
+            </m:rPr>
+            <m:t>|</m:t>
+          </m:r>
+          <m:r>
+            <m:t>A</m:t>
+          </m:r>
+          <m:r>
+            <m:rPr>
+              <m:sty m:val="p"/>
+            </m:rPr>
+            <m:t>=</m:t>
+          </m:r>
+          <m:r>
+            <m:t>1</m:t>
+          </m:r>
+          <m:r>
+            <m:rPr>
+              <m:sty m:val="p"/>
+            </m:rPr>
+            <m:t>]</m:t>
+          </m:r>
+          <m:r>
+            <m:rPr>
+              <m:sty m:val="p"/>
+            </m:rPr>
+            <m:t>−</m:t>
+          </m:r>
+          <m:r>
+            <m:t>E</m:t>
+          </m:r>
+          <m:r>
+            <m:rPr>
+              <m:sty m:val="p"/>
+            </m:rPr>
+            <m:t>[</m:t>
+          </m:r>
+          <m:r>
+            <m:t>Y</m:t>
+          </m:r>
+          <m:r>
+            <m:rPr>
+              <m:sty m:val="p"/>
+            </m:rPr>
+            <m:t>|</m:t>
+          </m:r>
+          <m:r>
+            <m:t>A</m:t>
+          </m:r>
+          <m:r>
+            <m:rPr>
+              <m:sty m:val="p"/>
+            </m:rPr>
+            <m:t>=</m:t>
+          </m:r>
+          <m:r>
+            <m:t>0</m:t>
+          </m:r>
+          <m:r>
+            <m:rPr>
+              <m:sty m:val="p"/>
+            </m:rPr>
+            <m:t>]</m:t>
+          </m:r>
+          <m:r>
+            <m:rPr>
+              <m:sty m:val="p"/>
+            </m:rPr>
+            <m:t>=</m:t>
+          </m:r>
+          <m:r>
+            <m:t>E</m:t>
+          </m:r>
+          <m:r>
+            <m:rPr>
+              <m:sty m:val="p"/>
+            </m:rPr>
+            <m:t>[</m:t>
+          </m:r>
+          <m:sSup>
             <m:e>
               <m:r>
                 <m:t>Y</m:t>
               </m:r>
+            </m:e>
+            <m:sup>
               <m:r>
-                <m:rPr>
-                  <m:sty m:val="p"/>
-                </m:rPr>
-                <m:t>|</m:t>
-              </m:r>
-              <m:r>
-                <m:t>A</m:t>
+                <m:t>a</m:t>
               </m:r>
               <m:r>
                 <m:rPr>
@@ -455,8 +535,14 @@
               <m:r>
                 <m:t>1</m:t>
               </m:r>
-            </m:e>
-          </m:d>
+            </m:sup>
+          </m:sSup>
+          <m:r>
+            <m:rPr>
+              <m:sty m:val="p"/>
+            </m:rPr>
+            <m:t>]</m:t>
+          </m:r>
           <m:r>
             <m:rPr>
               <m:sty m:val="p"/>
@@ -466,25 +552,21 @@
           <m:r>
             <m:t>E</m:t>
           </m:r>
-          <m:d>
-            <m:dPr>
-              <m:begChr m:val="["/>
-              <m:sepChr m:val=""/>
-              <m:endChr m:val="]"/>
-              <m:grow/>
-            </m:dPr>
+          <m:r>
+            <m:rPr>
+              <m:sty m:val="p"/>
+            </m:rPr>
+            <m:t>[</m:t>
+          </m:r>
+          <m:sSup>
             <m:e>
               <m:r>
                 <m:t>Y</m:t>
               </m:r>
+            </m:e>
+            <m:sup>
               <m:r>
-                <m:rPr>
-                  <m:sty m:val="p"/>
-                </m:rPr>
-                <m:t>|</m:t>
-              </m:r>
-              <m:r>
-                <m:t>A</m:t>
+                <m:t>a</m:t>
               </m:r>
               <m:r>
                 <m:rPr>
@@ -495,88 +577,14 @@
               <m:r>
                 <m:t>0</m:t>
               </m:r>
-            </m:e>
-          </m:d>
+            </m:sup>
+          </m:sSup>
           <m:r>
             <m:rPr>
               <m:sty m:val="p"/>
             </m:rPr>
-            <m:t>=</m:t>
-          </m:r>
-          <m:r>
-            <m:t>E</m:t>
-          </m:r>
-          <m:d>
-            <m:dPr>
-              <m:begChr m:val="["/>
-              <m:sepChr m:val=""/>
-              <m:endChr m:val="]"/>
-              <m:grow/>
-            </m:dPr>
-            <m:e>
-              <m:sSup>
-                <m:e>
-                  <m:r>
-                    <m:t>Y</m:t>
-                  </m:r>
-                </m:e>
-                <m:sup>
-                  <m:r>
-                    <m:t>a</m:t>
-                  </m:r>
-                  <m:r>
-                    <m:rPr>
-                      <m:sty m:val="p"/>
-                    </m:rPr>
-                    <m:t>=</m:t>
-                  </m:r>
-                  <m:r>
-                    <m:t>1</m:t>
-                  </m:r>
-                </m:sup>
-              </m:sSup>
-            </m:e>
-          </m:d>
-          <m:r>
-            <m:rPr>
-              <m:sty m:val="p"/>
-            </m:rPr>
-            <m:t>−</m:t>
-          </m:r>
-          <m:r>
-            <m:t>E</m:t>
-          </m:r>
-          <m:d>
-            <m:dPr>
-              <m:begChr m:val="["/>
-              <m:sepChr m:val=""/>
-              <m:endChr m:val="]"/>
-              <m:grow/>
-            </m:dPr>
-            <m:e>
-              <m:sSup>
-                <m:e>
-                  <m:r>
-                    <m:t>Y</m:t>
-                  </m:r>
-                </m:e>
-                <m:sup>
-                  <m:r>
-                    <m:t>a</m:t>
-                  </m:r>
-                  <m:r>
-                    <m:rPr>
-                      <m:sty m:val="p"/>
-                    </m:rPr>
-                    <m:t>=</m:t>
-                  </m:r>
-                  <m:r>
-                    <m:t>0</m:t>
-                  </m:r>
-                </m:sup>
-              </m:sSup>
-            </m:e>
-          </m:d>
+            <m:t>]</m:t>
+          </m:r>
         </m:oMath>
       </m:oMathPara>
     </w:p>
@@ -608,25 +616,105 @@
           <m:r>
             <m:t>E</m:t>
           </m:r>
-          <m:d>
-            <m:dPr>
-              <m:begChr m:val="["/>
-              <m:sepChr m:val=""/>
-              <m:endChr m:val="]"/>
-              <m:grow/>
-            </m:dPr>
+          <m:r>
+            <m:rPr>
+              <m:sty m:val="p"/>
+            </m:rPr>
+            <m:t>[</m:t>
+          </m:r>
+          <m:r>
+            <m:t>Y</m:t>
+          </m:r>
+          <m:r>
+            <m:rPr>
+              <m:sty m:val="p"/>
+            </m:rPr>
+            <m:t>|</m:t>
+          </m:r>
+          <m:r>
+            <m:t>A</m:t>
+          </m:r>
+          <m:r>
+            <m:rPr>
+              <m:sty m:val="p"/>
+            </m:rPr>
+            <m:t>=</m:t>
+          </m:r>
+          <m:r>
+            <m:t>1</m:t>
+          </m:r>
+          <m:r>
+            <m:rPr>
+              <m:sty m:val="p"/>
+            </m:rPr>
+            <m:t>]</m:t>
+          </m:r>
+          <m:r>
+            <m:rPr>
+              <m:sty m:val="p"/>
+            </m:rPr>
+            <m:t>−</m:t>
+          </m:r>
+          <m:r>
+            <m:t>E</m:t>
+          </m:r>
+          <m:r>
+            <m:rPr>
+              <m:sty m:val="p"/>
+            </m:rPr>
+            <m:t>[</m:t>
+          </m:r>
+          <m:r>
+            <m:t>Y</m:t>
+          </m:r>
+          <m:r>
+            <m:rPr>
+              <m:sty m:val="p"/>
+            </m:rPr>
+            <m:t>|</m:t>
+          </m:r>
+          <m:r>
+            <m:t>A</m:t>
+          </m:r>
+          <m:r>
+            <m:rPr>
+              <m:sty m:val="p"/>
+            </m:rPr>
+            <m:t>=</m:t>
+          </m:r>
+          <m:r>
+            <m:t>0</m:t>
+          </m:r>
+          <m:r>
+            <m:rPr>
+              <m:sty m:val="p"/>
+            </m:rPr>
+            <m:t>]</m:t>
+          </m:r>
+          <m:r>
+            <m:rPr>
+              <m:sty m:val="p"/>
+            </m:rPr>
+            <m:t>≠</m:t>
+          </m:r>
+          <m:r>
+            <m:t>E</m:t>
+          </m:r>
+          <m:r>
+            <m:rPr>
+              <m:sty m:val="p"/>
+            </m:rPr>
+            <m:t>[</m:t>
+          </m:r>
+          <m:sSup>
             <m:e>
               <m:r>
                 <m:t>Y</m:t>
               </m:r>
+            </m:e>
+            <m:sup>
               <m:r>
-                <m:rPr>
-                  <m:sty m:val="p"/>
-                </m:rPr>
-                <m:t>|</m:t>
-              </m:r>
-              <m:r>
-                <m:t>A</m:t>
+                <m:t>a</m:t>
               </m:r>
               <m:r>
                 <m:rPr>
@@ -637,8 +725,14 @@
               <m:r>
                 <m:t>1</m:t>
               </m:r>
-            </m:e>
-          </m:d>
+            </m:sup>
+          </m:sSup>
+          <m:r>
+            <m:rPr>
+              <m:sty m:val="p"/>
+            </m:rPr>
+            <m:t>]</m:t>
+          </m:r>
           <m:r>
             <m:rPr>
               <m:sty m:val="p"/>
@@ -648,25 +742,21 @@
           <m:r>
             <m:t>E</m:t>
           </m:r>
-          <m:d>
-            <m:dPr>
-              <m:begChr m:val="["/>
-              <m:sepChr m:val=""/>
-              <m:endChr m:val="]"/>
-              <m:grow/>
-            </m:dPr>
+          <m:r>
+            <m:rPr>
+              <m:sty m:val="p"/>
+            </m:rPr>
+            <m:t>[</m:t>
+          </m:r>
+          <m:sSup>
             <m:e>
               <m:r>
                 <m:t>Y</m:t>
               </m:r>
+            </m:e>
+            <m:sup>
               <m:r>
-                <m:rPr>
-                  <m:sty m:val="p"/>
-                </m:rPr>
-                <m:t>|</m:t>
-              </m:r>
-              <m:r>
-                <m:t>A</m:t>
+                <m:t>a</m:t>
               </m:r>
               <m:r>
                 <m:rPr>
@@ -677,88 +767,14 @@
               <m:r>
                 <m:t>0</m:t>
               </m:r>
-            </m:e>
-          </m:d>
+            </m:sup>
+          </m:sSup>
           <m:r>
             <m:rPr>
               <m:sty m:val="p"/>
             </m:rPr>
-            <m:t>≠</m:t>
-          </m:r>
-          <m:r>
-            <m:t>E</m:t>
-          </m:r>
-          <m:d>
-            <m:dPr>
-              <m:begChr m:val="["/>
-              <m:sepChr m:val=""/>
-              <m:endChr m:val="]"/>
-              <m:grow/>
-            </m:dPr>
-            <m:e>
-              <m:sSup>
-                <m:e>
-                  <m:r>
-                    <m:t>Y</m:t>
-                  </m:r>
-                </m:e>
-                <m:sup>
-                  <m:r>
-                    <m:t>a</m:t>
-                  </m:r>
-                  <m:r>
-                    <m:rPr>
-                      <m:sty m:val="p"/>
-                    </m:rPr>
-                    <m:t>=</m:t>
-                  </m:r>
-                  <m:r>
-                    <m:t>1</m:t>
-                  </m:r>
-                </m:sup>
-              </m:sSup>
-            </m:e>
-          </m:d>
-          <m:r>
-            <m:rPr>
-              <m:sty m:val="p"/>
-            </m:rPr>
-            <m:t>−</m:t>
-          </m:r>
-          <m:r>
-            <m:t>E</m:t>
-          </m:r>
-          <m:d>
-            <m:dPr>
-              <m:begChr m:val="["/>
-              <m:sepChr m:val=""/>
-              <m:endChr m:val="]"/>
-              <m:grow/>
-            </m:dPr>
-            <m:e>
-              <m:sSup>
-                <m:e>
-                  <m:r>
-                    <m:t>Y</m:t>
-                  </m:r>
-                </m:e>
-                <m:sup>
-                  <m:r>
-                    <m:t>a</m:t>
-                  </m:r>
-                  <m:r>
-                    <m:rPr>
-                      <m:sty m:val="p"/>
-                    </m:rPr>
-                    <m:t>=</m:t>
-                  </m:r>
-                  <m:r>
-                    <m:t>0</m:t>
-                  </m:r>
-                </m:sup>
-              </m:sSup>
-            </m:e>
-          </m:d>
+            <m:t>]</m:t>
+          </m:r>
         </m:oMath>
       </m:oMathPara>
     </w:p>
@@ -832,7 +848,7 @@
         </m:r>
       </m:oMath>
     </w:p>
-    <w:bookmarkStart w:id="21" w:name="common-confounding-scenarios"/>
+    <w:bookmarkStart w:id="10" w:name="common-confounding-scenarios"/>
     <w:p>
       <w:pPr>
         <w:pStyle w:val="Heading3"/>
@@ -1055,9 +1071,9 @@
         <w:t xml:space="preserve">relationships</w:t>
       </w:r>
     </w:p>
-    <w:bookmarkEnd w:id="21"/>
-    <w:bookmarkEnd w:id="22"/>
-    <w:bookmarkStart w:id="26" w:name="Xf6cf3e08aa2f8c0921d1bda53eb16dfea9b44a6"/>
+    <w:bookmarkEnd w:id="10"/>
+    <w:bookmarkEnd w:id="11"/>
+    <w:bookmarkStart w:id="15" w:name="Xf6cf3e08aa2f8c0921d1bda53eb16dfea9b44a6"/>
     <w:p>
       <w:pPr>
         <w:pStyle w:val="Heading2"/>
@@ -1081,7 +1097,7 @@
         <w:t xml:space="preserve">Confounding is equivalent to lack of (conditional) exchangeability.</w:t>
       </w:r>
     </w:p>
-    <w:bookmarkStart w:id="24" w:name="no-confounding-exchangeability"/>
+    <w:bookmarkStart w:id="13" w:name="no-confounding-exchangeability"/>
     <w:p>
       <w:pPr>
         <w:pStyle w:val="Heading3"/>
@@ -1271,7 +1287,7 @@
         <w:t xml:space="preserve">The treated and untreated differ with respect to their potential outcomes.</w:t>
       </w:r>
     </w:p>
-    <w:bookmarkStart w:id="23" w:name="exm-confounding-exchangeability"/>
+    <w:bookmarkStart w:id="12" w:name="exm-confounding-exchangeability"/>
     <w:p>
       <w:pPr>
         <w:pStyle w:val="BodyText"/>
@@ -1353,43 +1369,21 @@
         <m:r>
           <m:t>E</m:t>
         </m:r>
-        <m:d>
-          <m:dPr>
-            <m:begChr m:val="["/>
-            <m:sepChr m:val=""/>
-            <m:endChr m:val="]"/>
-            <m:grow/>
-          </m:dPr>
+        <m:r>
+          <m:rPr>
+            <m:sty m:val="p"/>
+          </m:rPr>
+          <m:t>[</m:t>
+        </m:r>
+        <m:sSup>
           <m:e>
-            <m:sSup>
-              <m:e>
-                <m:r>
-                  <m:t>Y</m:t>
-                </m:r>
-              </m:e>
-              <m:sup>
-                <m:r>
-                  <m:t>a</m:t>
-                </m:r>
-                <m:r>
-                  <m:rPr>
-                    <m:sty m:val="p"/>
-                  </m:rPr>
-                  <m:t>=</m:t>
-                </m:r>
-                <m:r>
-                  <m:t>1</m:t>
-                </m:r>
-              </m:sup>
-            </m:sSup>
             <m:r>
-              <m:rPr>
-                <m:sty m:val="p"/>
-              </m:rPr>
-              <m:t>|</m:t>
+              <m:t>Y</m:t>
             </m:r>
+          </m:e>
+          <m:sup>
             <m:r>
-              <m:t>A</m:t>
+              <m:t>a</m:t>
             </m:r>
             <m:r>
               <m:rPr>
@@ -1400,8 +1394,17 @@
             <m:r>
               <m:t>1</m:t>
             </m:r>
-          </m:e>
-        </m:d>
+          </m:sup>
+        </m:sSup>
+        <m:r>
+          <m:rPr>
+            <m:sty m:val="p"/>
+          </m:rPr>
+          <m:t>|</m:t>
+        </m:r>
+        <m:r>
+          <m:t>A</m:t>
+        </m:r>
         <m:r>
           <m:rPr>
             <m:sty m:val="p"/>
@@ -1409,156 +1412,38 @@
           <m:t>=</m:t>
         </m:r>
         <m:r>
+          <m:t>1</m:t>
+        </m:r>
+        <m:r>
+          <m:rPr>
+            <m:sty m:val="p"/>
+          </m:rPr>
+          <m:t>]</m:t>
+        </m:r>
+        <m:r>
+          <m:rPr>
+            <m:sty m:val="p"/>
+          </m:rPr>
+          <m:t>=</m:t>
+        </m:r>
+        <m:r>
           <m:t>E</m:t>
         </m:r>
-        <m:d>
-          <m:dPr>
-            <m:begChr m:val="["/>
-            <m:sepChr m:val=""/>
-            <m:endChr m:val="]"/>
-            <m:grow/>
-          </m:dPr>
+        <m:r>
+          <m:rPr>
+            <m:sty m:val="p"/>
+          </m:rPr>
+          <m:t>[</m:t>
+        </m:r>
+        <m:sSup>
           <m:e>
-            <m:sSup>
-              <m:e>
-                <m:r>
-                  <m:t>Y</m:t>
-                </m:r>
-              </m:e>
-              <m:sup>
-                <m:r>
-                  <m:t>a</m:t>
-                </m:r>
-                <m:r>
-                  <m:rPr>
-                    <m:sty m:val="p"/>
-                  </m:rPr>
-                  <m:t>=</m:t>
-                </m:r>
-                <m:r>
-                  <m:t>1</m:t>
-                </m:r>
-              </m:sup>
-            </m:sSup>
             <m:r>
-              <m:rPr>
-                <m:sty m:val="p"/>
-              </m:rPr>
-              <m:t>|</m:t>
-            </m:r>
-            <m:r>
-              <m:t>A</m:t>
-            </m:r>
-            <m:r>
-              <m:rPr>
-                <m:sty m:val="p"/>
-              </m:rPr>
-              <m:t>=</m:t>
-            </m:r>
-            <m:r>
-              <m:t>0</m:t>
+              <m:t>Y</m:t>
             </m:r>
           </m:e>
-        </m:d>
-      </m:oMath>
-      <w:r>
-        <w:t xml:space="preserve"> </w:t>
-      </w:r>
-      <w:r>
-        <w:t xml:space="preserve">(exchangeable)</w:t>
-      </w:r>
-    </w:p>
-    <w:p>
-      <w:pPr>
-        <w:pStyle w:val="FirstParagraph"/>
-      </w:pPr>
-      <w:r>
-        <w:rPr>
-          <w:b/>
-          <w:bCs/>
-        </w:rPr>
-        <w:t xml:space="preserve">With confounding</w:t>
-      </w:r>
-      <w:r>
-        <w:t xml:space="preserve">:</w:t>
-      </w:r>
-    </w:p>
-    <w:p>
-      <w:pPr>
-        <w:pStyle w:val="Compact"/>
-        <w:numPr>
-          <w:ilvl w:val="0"/>
-          <w:numId w:val="1007"/>
-        </w:numPr>
-      </w:pPr>
-      <w:r>
-        <w:t xml:space="preserve">Younger people more likely to exercise</w:t>
-      </w:r>
-      <w:r>
-        <w:br/>
-      </w:r>
-    </w:p>
-    <w:p>
-      <w:pPr>
-        <w:pStyle w:val="Compact"/>
-        <w:numPr>
-          <w:ilvl w:val="0"/>
-          <w:numId w:val="1007"/>
-        </w:numPr>
-      </w:pPr>
-      <w:r>
-        <w:t xml:space="preserve">Younger people have lower baseline risk</w:t>
-      </w:r>
-    </w:p>
-    <w:p>
-      <w:pPr>
-        <w:pStyle w:val="Compact"/>
-        <w:numPr>
-          <w:ilvl w:val="0"/>
-          <w:numId w:val="1007"/>
-        </w:numPr>
-      </w:pPr>
-      <m:oMath>
-        <m:r>
-          <m:t>E</m:t>
-        </m:r>
-        <m:d>
-          <m:dPr>
-            <m:begChr m:val="["/>
-            <m:sepChr m:val=""/>
-            <m:endChr m:val="]"/>
-            <m:grow/>
-          </m:dPr>
-          <m:e>
-            <m:sSup>
-              <m:e>
-                <m:r>
-                  <m:t>Y</m:t>
-                </m:r>
-              </m:e>
-              <m:sup>
-                <m:r>
-                  <m:t>a</m:t>
-                </m:r>
-                <m:r>
-                  <m:rPr>
-                    <m:sty m:val="p"/>
-                  </m:rPr>
-                  <m:t>=</m:t>
-                </m:r>
-                <m:r>
-                  <m:t>1</m:t>
-                </m:r>
-              </m:sup>
-            </m:sSup>
+          <m:sup>
             <m:r>
-              <m:rPr>
-                <m:sty m:val="p"/>
-              </m:rPr>
-              <m:t>|</m:t>
-            </m:r>
-            <m:r>
-              <m:t>A</m:t>
+              <m:t>a</m:t>
             </m:r>
             <m:r>
               <m:rPr>
@@ -1569,54 +1454,109 @@
             <m:r>
               <m:t>1</m:t>
             </m:r>
-          </m:e>
-        </m:d>
+          </m:sup>
+        </m:sSup>
         <m:r>
           <m:rPr>
             <m:sty m:val="p"/>
           </m:rPr>
-          <m:t>≠</m:t>
-        </m:r>
+          <m:t>|</m:t>
+        </m:r>
+        <m:r>
+          <m:t>A</m:t>
+        </m:r>
+        <m:r>
+          <m:rPr>
+            <m:sty m:val="p"/>
+          </m:rPr>
+          <m:t>=</m:t>
+        </m:r>
+        <m:r>
+          <m:t>0</m:t>
+        </m:r>
+        <m:r>
+          <m:rPr>
+            <m:sty m:val="p"/>
+          </m:rPr>
+          <m:t>]</m:t>
+        </m:r>
+      </m:oMath>
+      <w:r>
+        <w:t xml:space="preserve"> </w:t>
+      </w:r>
+      <w:r>
+        <w:t xml:space="preserve">(exchangeable)</w:t>
+      </w:r>
+    </w:p>
+    <w:p>
+      <w:pPr>
+        <w:pStyle w:val="FirstParagraph"/>
+      </w:pPr>
+      <w:r>
+        <w:rPr>
+          <w:b/>
+          <w:bCs/>
+        </w:rPr>
+        <w:t xml:space="preserve">With confounding</w:t>
+      </w:r>
+      <w:r>
+        <w:t xml:space="preserve">:</w:t>
+      </w:r>
+    </w:p>
+    <w:p>
+      <w:pPr>
+        <w:pStyle w:val="Compact"/>
+        <w:numPr>
+          <w:ilvl w:val="0"/>
+          <w:numId w:val="1007"/>
+        </w:numPr>
+      </w:pPr>
+      <w:r>
+        <w:t xml:space="preserve">Younger people more likely to exercise</w:t>
+      </w:r>
+      <w:r>
+        <w:br/>
+      </w:r>
+    </w:p>
+    <w:p>
+      <w:pPr>
+        <w:pStyle w:val="Compact"/>
+        <w:numPr>
+          <w:ilvl w:val="0"/>
+          <w:numId w:val="1007"/>
+        </w:numPr>
+      </w:pPr>
+      <w:r>
+        <w:t xml:space="preserve">Younger people have lower baseline risk</w:t>
+      </w:r>
+    </w:p>
+    <w:p>
+      <w:pPr>
+        <w:pStyle w:val="Compact"/>
+        <w:numPr>
+          <w:ilvl w:val="0"/>
+          <w:numId w:val="1007"/>
+        </w:numPr>
+      </w:pPr>
+      <m:oMath>
         <m:r>
           <m:t>E</m:t>
         </m:r>
-        <m:d>
-          <m:dPr>
-            <m:begChr m:val="["/>
-            <m:sepChr m:val=""/>
-            <m:endChr m:val="]"/>
-            <m:grow/>
-          </m:dPr>
+        <m:r>
+          <m:rPr>
+            <m:sty m:val="p"/>
+          </m:rPr>
+          <m:t>[</m:t>
+        </m:r>
+        <m:sSup>
           <m:e>
-            <m:sSup>
-              <m:e>
-                <m:r>
-                  <m:t>Y</m:t>
-                </m:r>
-              </m:e>
-              <m:sup>
-                <m:r>
-                  <m:t>a</m:t>
-                </m:r>
-                <m:r>
-                  <m:rPr>
-                    <m:sty m:val="p"/>
-                  </m:rPr>
-                  <m:t>=</m:t>
-                </m:r>
-                <m:r>
-                  <m:t>1</m:t>
-                </m:r>
-              </m:sup>
-            </m:sSup>
             <m:r>
-              <m:rPr>
-                <m:sty m:val="p"/>
-              </m:rPr>
-              <m:t>|</m:t>
+              <m:t>Y</m:t>
             </m:r>
+          </m:e>
+          <m:sup>
             <m:r>
-              <m:t>A</m:t>
+              <m:t>a</m:t>
             </m:r>
             <m:r>
               <m:rPr>
@@ -1625,10 +1565,94 @@
               <m:t>=</m:t>
             </m:r>
             <m:r>
-              <m:t>0</m:t>
+              <m:t>1</m:t>
+            </m:r>
+          </m:sup>
+        </m:sSup>
+        <m:r>
+          <m:rPr>
+            <m:sty m:val="p"/>
+          </m:rPr>
+          <m:t>|</m:t>
+        </m:r>
+        <m:r>
+          <m:t>A</m:t>
+        </m:r>
+        <m:r>
+          <m:rPr>
+            <m:sty m:val="p"/>
+          </m:rPr>
+          <m:t>=</m:t>
+        </m:r>
+        <m:r>
+          <m:t>1</m:t>
+        </m:r>
+        <m:r>
+          <m:rPr>
+            <m:sty m:val="p"/>
+          </m:rPr>
+          <m:t>]</m:t>
+        </m:r>
+        <m:r>
+          <m:rPr>
+            <m:sty m:val="p"/>
+          </m:rPr>
+          <m:t>≠</m:t>
+        </m:r>
+        <m:r>
+          <m:t>E</m:t>
+        </m:r>
+        <m:r>
+          <m:rPr>
+            <m:sty m:val="p"/>
+          </m:rPr>
+          <m:t>[</m:t>
+        </m:r>
+        <m:sSup>
+          <m:e>
+            <m:r>
+              <m:t>Y</m:t>
             </m:r>
           </m:e>
-        </m:d>
+          <m:sup>
+            <m:r>
+              <m:t>a</m:t>
+            </m:r>
+            <m:r>
+              <m:rPr>
+                <m:sty m:val="p"/>
+              </m:rPr>
+              <m:t>=</m:t>
+            </m:r>
+            <m:r>
+              <m:t>1</m:t>
+            </m:r>
+          </m:sup>
+        </m:sSup>
+        <m:r>
+          <m:rPr>
+            <m:sty m:val="p"/>
+          </m:rPr>
+          <m:t>|</m:t>
+        </m:r>
+        <m:r>
+          <m:t>A</m:t>
+        </m:r>
+        <m:r>
+          <m:rPr>
+            <m:sty m:val="p"/>
+          </m:rPr>
+          <m:t>=</m:t>
+        </m:r>
+        <m:r>
+          <m:t>0</m:t>
+        </m:r>
+        <m:r>
+          <m:rPr>
+            <m:sty m:val="p"/>
+          </m:rPr>
+          <m:t>]</m:t>
+        </m:r>
       </m:oMath>
       <w:r>
         <w:t xml:space="preserve"> </w:t>
@@ -1649,9 +1673,9 @@
         <w:t xml:space="preserve">Those who exercise would have had better outcomes even without exercising</w:t>
       </w:r>
     </w:p>
-    <w:bookmarkEnd w:id="23"/>
-    <w:bookmarkEnd w:id="24"/>
-    <w:bookmarkStart w:id="25" w:name="conditional-exchangeability"/>
+    <w:bookmarkEnd w:id="12"/>
+    <w:bookmarkEnd w:id="13"/>
+    <w:bookmarkStart w:id="14" w:name="conditional-exchangeability"/>
     <w:p>
       <w:pPr>
         <w:pStyle w:val="Heading3"/>
@@ -1877,9 +1901,9 @@
         <w:t xml:space="preserve">If these requirements are met, we can estimate causal effects from observational data.</w:t>
       </w:r>
     </w:p>
-    <w:bookmarkEnd w:id="25"/>
-    <w:bookmarkEnd w:id="26"/>
-    <w:bookmarkStart w:id="29" w:name="Xc0550758c33515ac007e0cc704ae70534ac5043"/>
+    <w:bookmarkEnd w:id="14"/>
+    <w:bookmarkEnd w:id="15"/>
+    <w:bookmarkStart w:id="18" w:name="Xc0550758c33515ac007e0cc704ae70534ac5043"/>
     <w:p>
       <w:pPr>
         <w:pStyle w:val="Heading2"/>
@@ -1903,7 +1927,7 @@
         <w:t xml:space="preserve">The backdoor criterion (Chapter 6) provides a graphical method for identifying confounding.</w:t>
       </w:r>
     </w:p>
-    <w:bookmarkStart w:id="28" w:name="backdoor-paths-and-confounding"/>
+    <w:bookmarkStart w:id="17" w:name="backdoor-paths-and-confounding"/>
     <w:p>
       <w:pPr>
         <w:pStyle w:val="Heading3"/>
@@ -2065,7 +2089,7 @@
         <w:t xml:space="preserve">.</w:t>
       </w:r>
     </w:p>
-    <w:bookmarkStart w:id="27" w:name="exm-backdoor-confounding"/>
+    <w:bookmarkStart w:id="16" w:name="exm-backdoor-confounding"/>
     <w:p>
       <w:pPr>
         <w:pStyle w:val="BodyText"/>
@@ -2552,7 +2576,7 @@
         <w:t xml:space="preserve">is a mediator (on the causal path), not a confounder</w:t>
       </w:r>
     </w:p>
-    <w:bookmarkEnd w:id="27"/>
+    <w:bookmarkEnd w:id="16"/>
     <w:p>
       <w:pPr>
         <w:pStyle w:val="BodyText"/>
@@ -2696,9 +2720,9 @@
         <w:t xml:space="preserve">: Including unnecessary variables (especially descendants of treatment) can introduce bias</w:t>
       </w:r>
     </w:p>
-    <w:bookmarkEnd w:id="28"/>
-    <w:bookmarkEnd w:id="29"/>
-    <w:bookmarkStart w:id="32" w:name="confounding-and-confounders-pp.-85-87"/>
+    <w:bookmarkEnd w:id="17"/>
+    <w:bookmarkEnd w:id="18"/>
+    <w:bookmarkStart w:id="21" w:name="confounding-and-confounders-pp.-85-87"/>
     <w:p>
       <w:pPr>
         <w:pStyle w:val="Heading2"/>
@@ -2734,7 +2758,7 @@
         <w:t xml:space="preserve">in epidemiology differs slightly from the causal DAG perspective.</w:t>
       </w:r>
     </w:p>
-    <w:bookmarkStart w:id="30" w:name="traditional-confounder-definition"/>
+    <w:bookmarkStart w:id="19" w:name="traditional-confounder-definition"/>
     <w:p>
       <w:pPr>
         <w:pStyle w:val="Heading3"/>
@@ -2855,8 +2879,8 @@
         </m:r>
       </m:oMath>
     </w:p>
-    <w:bookmarkEnd w:id="30"/>
-    <w:bookmarkStart w:id="31" w:name="dag-based-definition"/>
+    <w:bookmarkEnd w:id="19"/>
+    <w:bookmarkStart w:id="20" w:name="dag-based-definition"/>
     <w:p>
       <w:pPr>
         <w:pStyle w:val="Heading3"/>
@@ -3226,9 +3250,9 @@
         <w:t xml:space="preserve">: Use DAGs to identify confounders based on causal structure, not associations alone.</w:t>
       </w:r>
     </w:p>
-    <w:bookmarkEnd w:id="31"/>
-    <w:bookmarkEnd w:id="32"/>
-    <w:bookmarkStart w:id="34" w:name="X56bdc9913c93ddc1ae9fad98b1fcb27a0b90b0a"/>
+    <w:bookmarkEnd w:id="20"/>
+    <w:bookmarkEnd w:id="21"/>
+    <w:bookmarkStart w:id="23" w:name="X56bdc9913c93ddc1ae9fad98b1fcb27a0b90b0a"/>
     <w:p>
       <w:pPr>
         <w:pStyle w:val="Heading2"/>
@@ -3252,7 +3276,7 @@
         <w:t xml:space="preserve">Single-World Intervention Graphs (SWIGs) are an extension of DAGs that explicitly represent interventions and counterfactual outcomes.</w:t>
       </w:r>
     </w:p>
-    <w:bookmarkStart w:id="33" w:name="swigs-vs.-dags"/>
+    <w:bookmarkStart w:id="22" w:name="swigs-vs.-dags"/>
     <w:p>
       <w:pPr>
         <w:pStyle w:val="Heading3"/>
@@ -3349,28 +3373,30 @@
         <m:r>
           <m:t>o</m:t>
         </m:r>
-        <m:d>
-          <m:dPr>
-            <m:begChr m:val="("/>
-            <m:sepChr m:val=""/>
-            <m:endChr m:val=")"/>
-            <m:grow/>
-          </m:dPr>
-          <m:e>
-            <m:r>
-              <m:t>A</m:t>
-            </m:r>
-            <m:r>
-              <m:rPr>
-                <m:sty m:val="p"/>
-              </m:rPr>
-              <m:t>=</m:t>
-            </m:r>
-            <m:r>
-              <m:t>a</m:t>
-            </m:r>
-          </m:e>
-        </m:d>
+        <m:r>
+          <m:rPr>
+            <m:sty m:val="p"/>
+          </m:rPr>
+          <m:t>(</m:t>
+        </m:r>
+        <m:r>
+          <m:t>A</m:t>
+        </m:r>
+        <m:r>
+          <m:rPr>
+            <m:sty m:val="p"/>
+          </m:rPr>
+          <m:t>=</m:t>
+        </m:r>
+        <m:r>
+          <m:t>a</m:t>
+        </m:r>
+        <m:r>
+          <m:rPr>
+            <m:sty m:val="p"/>
+          </m:rPr>
+          <m:t>)</m:t>
+        </m:r>
       </m:oMath>
     </w:p>
     <w:p>
@@ -3670,9 +3696,9 @@
         <w:t xml:space="preserve">For most purposes in this book, standard DAGs suffice. SWIGs are mentioned for completeness and for readers interested in advanced topics.</w:t>
       </w:r>
     </w:p>
-    <w:bookmarkEnd w:id="33"/>
-    <w:bookmarkEnd w:id="34"/>
-    <w:bookmarkStart w:id="37" w:name="confounding-adjustment-pp.-89-92"/>
+    <w:bookmarkEnd w:id="22"/>
+    <w:bookmarkEnd w:id="23"/>
+    <w:bookmarkStart w:id="26" w:name="confounding-adjustment-pp.-89-92"/>
     <w:p>
       <w:pPr>
         <w:pStyle w:val="Heading2"/>
@@ -3696,7 +3722,7 @@
         <w:t xml:space="preserve">Once confounders are identified, several methods can adjust for them.</w:t>
       </w:r>
     </w:p>
-    <w:bookmarkStart w:id="36" w:name="methods-for-confounding-adjustment"/>
+    <w:bookmarkStart w:id="25" w:name="methods-for-confounding-adjustment"/>
     <w:p>
       <w:pPr>
         <w:pStyle w:val="Heading3"/>
@@ -3802,28 +3828,30 @@
         <m:r>
           <m:t>r</m:t>
         </m:r>
-        <m:d>
-          <m:dPr>
-            <m:begChr m:val="["/>
-            <m:sepChr m:val=""/>
-            <m:endChr m:val="]"/>
-            <m:grow/>
-          </m:dPr>
-          <m:e>
-            <m:r>
-              <m:t>A</m:t>
-            </m:r>
-            <m:r>
-              <m:rPr>
-                <m:sty m:val="p"/>
-              </m:rPr>
-              <m:t>|</m:t>
-            </m:r>
-            <m:r>
-              <m:t>L</m:t>
-            </m:r>
-          </m:e>
-        </m:d>
+        <m:r>
+          <m:rPr>
+            <m:sty m:val="p"/>
+          </m:rPr>
+          <m:t>[</m:t>
+        </m:r>
+        <m:r>
+          <m:t>A</m:t>
+        </m:r>
+        <m:r>
+          <m:rPr>
+            <m:sty m:val="p"/>
+          </m:rPr>
+          <m:t>|</m:t>
+        </m:r>
+        <m:r>
+          <m:t>L</m:t>
+        </m:r>
+        <m:r>
+          <m:rPr>
+            <m:sty m:val="p"/>
+          </m:rPr>
+          <m:t>]</m:t>
+        </m:r>
       </m:oMath>
       <w:r>
         <w:t xml:space="preserve"> </w:t>
@@ -3886,7 +3914,7 @@
         </m:r>
       </m:oMath>
     </w:p>
-    <w:bookmarkStart w:id="35" w:name="exm-adjustment-methods"/>
+    <w:bookmarkStart w:id="24" w:name="exm-adjustment-methods"/>
     <w:p>
       <w:pPr>
         <w:pStyle w:val="FirstParagraph"/>
@@ -4306,7 +4334,7 @@
         <w:t xml:space="preserve">Compare outcomes</w:t>
       </w:r>
     </w:p>
-    <w:bookmarkEnd w:id="35"/>
+    <w:bookmarkEnd w:id="24"/>
     <w:p>
       <w:pPr>
         <w:pStyle w:val="FirstParagraph"/>
@@ -4577,9 +4605,9 @@
         <w:t xml:space="preserve">: Use IP weighting or doubly robust methods (combine regression and weighting) for flexibility and robustness.</w:t>
       </w:r>
     </w:p>
-    <w:bookmarkEnd w:id="36"/>
-    <w:bookmarkEnd w:id="37"/>
-    <w:bookmarkStart w:id="38" w:name="summary"/>
+    <w:bookmarkEnd w:id="25"/>
+    <w:bookmarkEnd w:id="26"/>
+    <w:bookmarkStart w:id="27" w:name="summary"/>
     <w:p>
       <w:pPr>
         <w:pStyle w:val="Heading2"/>
@@ -4907,28 +4935,30 @@
         <w:t xml:space="preserve"> </w:t>
       </w:r>
       <m:oMath>
-        <m:d>
-          <m:dPr>
-            <m:begChr m:val="("/>
-            <m:sepChr m:val=""/>
-            <m:endChr m:val=")"/>
-            <m:grow/>
-          </m:dPr>
-          <m:e>
-            <m:r>
-              <m:t>A</m:t>
-            </m:r>
-            <m:r>
-              <m:rPr>
-                <m:sty m:val="p"/>
-              </m:rPr>
-              <m:t>,</m:t>
-            </m:r>
-            <m:r>
-              <m:t>L</m:t>
-            </m:r>
-          </m:e>
-        </m:d>
+        <m:r>
+          <m:rPr>
+            <m:sty m:val="p"/>
+          </m:rPr>
+          <m:t>(</m:t>
+        </m:r>
+        <m:r>
+          <m:t>A</m:t>
+        </m:r>
+        <m:r>
+          <m:rPr>
+            <m:sty m:val="p"/>
+          </m:rPr>
+          <m:t>,</m:t>
+        </m:r>
+        <m:r>
+          <m:t>L</m:t>
+        </m:r>
+        <m:r>
+          <m:rPr>
+            <m:sty m:val="p"/>
+          </m:rPr>
+          <m:t>)</m:t>
+        </m:r>
       </m:oMath>
       <w:r>
         <w:t xml:space="preserve"> </w:t>
@@ -5148,8 +5178,8 @@
         <w:t xml:space="preserve">: Advanced methods for confounding adjustment</w:t>
       </w:r>
     </w:p>
-    <w:bookmarkEnd w:id="38"/>
-    <w:bookmarkStart w:id="42" w:name="references"/>
+    <w:bookmarkEnd w:id="27"/>
+    <w:bookmarkStart w:id="31" w:name="references"/>
     <w:p>
       <w:pPr>
         <w:pStyle w:val="Heading2"/>
@@ -5165,8 +5195,8 @@
         </w:pict>
       </w:r>
     </w:p>
-    <w:bookmarkStart w:id="41" w:name="refs"/>
-    <w:bookmarkStart w:id="40" w:name="ref-hernan2020causal"/>
+    <w:bookmarkStart w:id="30" w:name="refs"/>
+    <w:bookmarkStart w:id="29" w:name="ref-hernan2020causal"/>
     <w:p>
       <w:pPr>
         <w:pStyle w:val="Bibliography"/>
@@ -5185,12 +5215,12 @@
         <w:t xml:space="preserve">Causal Inference: What If</w:t>
       </w:r>
       <w:r>
-        <w:t xml:space="preserve">. Boca Raton: Chapman &amp; Hall/CRC.</w:t>
-      </w:r>
-      <w:r>
-        <w:t xml:space="preserve"> </w:t>
-      </w:r>
-      <w:hyperlink r:id="rId39">
+        <w:t xml:space="preserve">. Chapman &amp; Hall/CRC.</w:t>
+      </w:r>
+      <w:r>
+        <w:t xml:space="preserve"> </w:t>
+      </w:r>
+      <w:hyperlink r:id="rId28">
         <w:r>
           <w:rPr>
             <w:rStyle w:val="Hyperlink"/>
@@ -5202,9 +5232,9 @@
         <w:t xml:space="preserve">.</w:t>
       </w:r>
     </w:p>
-    <w:bookmarkEnd w:id="40"/>
-    <w:bookmarkEnd w:id="41"/>
-    <w:bookmarkEnd w:id="42"/>
+    <w:bookmarkEnd w:id="29"/>
+    <w:bookmarkEnd w:id="30"/>
+    <w:bookmarkEnd w:id="31"/>
     <w:sectPr>
       <w:footnotePr>
         <w:numRestart w:val="eachSect"/>
@@ -5769,10 +5799,10 @@
   <w:docDefaults>
     <w:rPrDefault>
       <w:rPr>
-        <w:rFonts w:asciiTheme="minorHAnsi" w:cstheme="minorBidi" w:eastAsiaTheme="minorHAnsi" w:hAnsiTheme="minorHAnsi"/>
+        <w:rFonts w:asciiTheme="minorHAnsi" w:cstheme="minorBidi" w:eastAsiaTheme="minorEastAsia" w:hAnsiTheme="minorHAnsi"/>
         <w:sz w:val="24"/>
         <w:szCs w:val="24"/>
-        <w:lang w:bidi="ar-SA" w:eastAsia="en-US" w:val="en-US"/>
+        <w:lang w:bidi="ar-SA" w:eastAsia="zh-CN" w:val="en-US"/>
       </w:rPr>
     </w:rPrDefault>
     <w:pPrDefault>
@@ -6313,13 +6343,6 @@
       </w:tblCellMar>
     </w:tblPr>
     <w:tblStylePr w:type="firstRow">
-      <w:tblPr>
-        <w:jc w:val="left"/>
-        <w:tblInd w:type="dxa" w:w="0"/>
-      </w:tblPr>
-      <w:trPr>
-        <w:jc w:val="left"/>
-      </w:trPr>
       <w:tcPr>
         <w:tcBorders>
           <w:bottom w:val="single"/>

--- a/chapters/07-confounding.docx
+++ b/chapters/07-confounding.docx
@@ -98,208 +98,245 @@
         <w:t xml:space="preserve">Confounding occurs when a common cause of treatment and outcome creates a non-causal association between them.</w:t>
       </w:r>
     </w:p>
-    <w:bookmarkStart w:id="9" w:name="def-confounding-structure"/>
-    <w:p>
-      <w:pPr>
-        <w:pStyle w:val="BodyText"/>
-      </w:pPr>
-      <w:r>
-        <w:rPr>
-          <w:b/>
-          <w:bCs/>
-        </w:rPr>
-        <w:t xml:space="preserve">Definition 1 (Confounding Structure)</w:t>
-      </w:r>
-      <w:r>
-        <w:t xml:space="preserve"> </w:t>
-      </w:r>
-      <w:r>
-        <w:t xml:space="preserve">A variable</w:t>
-      </w:r>
-      <w:r>
-        <w:t xml:space="preserve"> </w:t>
-      </w:r>
-      <m:oMath>
-        <m:r>
-          <m:t>L</m:t>
-        </m:r>
-      </m:oMath>
-      <w:r>
-        <w:t xml:space="preserve"> </w:t>
-      </w:r>
-      <w:r>
-        <w:t xml:space="preserve">is a</w:t>
-      </w:r>
-      <w:r>
-        <w:t xml:space="preserve"> </w:t>
-      </w:r>
-      <w:r>
-        <w:rPr>
-          <w:b/>
-          <w:bCs/>
-        </w:rPr>
-        <w:t xml:space="preserve">confounder</w:t>
-      </w:r>
-      <w:r>
-        <w:t xml:space="preserve"> </w:t>
-      </w:r>
-      <w:r>
-        <w:t xml:space="preserve">of the effect of</w:t>
-      </w:r>
-      <w:r>
-        <w:t xml:space="preserve"> </w:t>
-      </w:r>
-      <m:oMath>
-        <m:r>
-          <m:t>A</m:t>
-        </m:r>
-      </m:oMath>
-      <w:r>
-        <w:t xml:space="preserve"> </w:t>
-      </w:r>
-      <w:r>
-        <w:t xml:space="preserve">on</w:t>
-      </w:r>
-      <w:r>
-        <w:t xml:space="preserve"> </w:t>
-      </w:r>
-      <m:oMath>
-        <m:r>
-          <m:t>Y</m:t>
-        </m:r>
-      </m:oMath>
-      <w:r>
-        <w:t xml:space="preserve"> </w:t>
-      </w:r>
-      <w:r>
-        <w:t xml:space="preserve">if:</w:t>
-      </w:r>
-    </w:p>
-    <w:p>
-      <w:pPr>
-        <w:pStyle w:val="Compact"/>
-        <w:numPr>
-          <w:ilvl w:val="0"/>
-          <w:numId w:val="1001"/>
-        </w:numPr>
-      </w:pPr>
-      <m:oMath>
-        <m:r>
-          <m:t>L</m:t>
-        </m:r>
-      </m:oMath>
-      <w:r>
-        <w:t xml:space="preserve"> </w:t>
-      </w:r>
-      <w:r>
-        <w:t xml:space="preserve">causes</w:t>
-      </w:r>
-      <w:r>
-        <w:t xml:space="preserve"> </w:t>
-      </w:r>
-      <m:oMath>
-        <m:r>
-          <m:t>A</m:t>
-        </m:r>
-      </m:oMath>
-      <w:r>
-        <w:t xml:space="preserve"> </w:t>
-      </w:r>
-      <w:r>
-        <w:t xml:space="preserve">(or shares a common cause with</w:t>
-      </w:r>
-      <w:r>
-        <w:t xml:space="preserve"> </w:t>
-      </w:r>
-      <m:oMath>
-        <m:r>
-          <m:t>A</m:t>
-        </m:r>
-      </m:oMath>
-      <w:r>
-        <w:t xml:space="preserve">)</w:t>
-      </w:r>
-    </w:p>
-    <w:p>
-      <w:pPr>
-        <w:pStyle w:val="Compact"/>
-        <w:numPr>
-          <w:ilvl w:val="0"/>
-          <w:numId w:val="1001"/>
-        </w:numPr>
-      </w:pPr>
-      <m:oMath>
-        <m:r>
-          <m:t>L</m:t>
-        </m:r>
-      </m:oMath>
-      <w:r>
-        <w:t xml:space="preserve"> </w:t>
-      </w:r>
-      <w:r>
-        <w:t xml:space="preserve">causes</w:t>
-      </w:r>
-      <w:r>
-        <w:t xml:space="preserve"> </w:t>
-      </w:r>
-      <m:oMath>
-        <m:r>
-          <m:t>Y</m:t>
-        </m:r>
-      </m:oMath>
-      <w:r>
-        <w:t xml:space="preserve"> </w:t>
-      </w:r>
-      <w:r>
-        <w:t xml:space="preserve">(or shares a common cause with</w:t>
-      </w:r>
-      <w:r>
-        <w:t xml:space="preserve"> </w:t>
-      </w:r>
-      <m:oMath>
-        <m:r>
-          <m:t>Y</m:t>
-        </m:r>
-      </m:oMath>
-      <w:r>
-        <w:t xml:space="preserve">)</w:t>
-      </w:r>
-    </w:p>
-    <w:p>
-      <w:pPr>
-        <w:pStyle w:val="Compact"/>
-        <w:numPr>
-          <w:ilvl w:val="0"/>
-          <w:numId w:val="1001"/>
-        </w:numPr>
-      </w:pPr>
-      <m:oMath>
-        <m:r>
-          <m:t>L</m:t>
-        </m:r>
-      </m:oMath>
-      <w:r>
-        <w:t xml:space="preserve"> </w:t>
-      </w:r>
-      <w:r>
-        <w:t xml:space="preserve">is not affected by</w:t>
-      </w:r>
-      <w:r>
-        <w:t xml:space="preserve"> </w:t>
-      </w:r>
-      <m:oMath>
-        <m:r>
-          <m:t>A</m:t>
-        </m:r>
-      </m:oMath>
-      <w:r>
-        <w:t xml:space="preserve"> </w:t>
-      </w:r>
-      <w:r>
-        <w:t xml:space="preserve">(not a consequence of treatment)</w:t>
-      </w:r>
-    </w:p>
-    <w:bookmarkEnd w:id="9"/>
+    <w:tbl>
+      <w:tblPr>
+        <w:tblStyle w:val="Table"/>
+        <w:tblInd w:w="164" w:type="dxa"/>
+        <w:tblBorders>
+          <w:left w:val="single" w:sz="24" w:space="0" w:color="909090"/>
+        </w:tblBorders>
+        <w:tblCellMar>
+          <w:left w:w="0" w:type="dxa"/>
+          <w:right w:w="0" w:type="dxa"/>
+        </w:tblCellMar>
+        <w:tblLook w:firstRow="0" w:lastRow="0" w:firstColumn="0" w:lastColumn="0" w:noHBand="0" w:noVBand="0" w:val="0000"/>
+      </w:tblPr>
+      <w:tblGrid>
+        <w:gridCol w:w="7920"/>
+      </w:tblGrid>
+      <w:tr>
+        <w:trPr>
+          <w:cantSplit/>
+        </w:trPr>
+        <w:tc>
+          <w:tcPr>
+            <w:tcMar>
+              <w:left w:w="144" w:type="dxa"/>
+            </w:tcMar>
+          </w:tcPr>
+          <w:p>
+            <w:pPr>
+              <w:pStyle w:val="BodyText"/>
+            </w:pPr>
+            <w:pPr>
+              <w:spacing w:before="16" w:after="64"/>
+            </w:pPr>
+          </w:p>
+          <w:bookmarkStart w:id="9" w:name="def-confounding-structure"/>
+          <w:p>
+            <w:pPr>
+              <w:pStyle w:val="BodyText"/>
+            </w:pPr>
+            <w:r>
+              <w:rPr>
+                <w:b/>
+                <w:bCs/>
+              </w:rPr>
+              <w:t xml:space="preserve">Definition 1 (Confounding Structure)</w:t>
+            </w:r>
+            <w:r>
+              <w:t xml:space="preserve"> </w:t>
+            </w:r>
+            <w:r>
+              <w:t xml:space="preserve">A variable</w:t>
+            </w:r>
+            <w:r>
+              <w:t xml:space="preserve"> </w:t>
+            </w:r>
+            <m:oMath>
+              <m:r>
+                <m:t>L</m:t>
+              </m:r>
+            </m:oMath>
+            <w:r>
+              <w:t xml:space="preserve"> </w:t>
+            </w:r>
+            <w:r>
+              <w:t xml:space="preserve">is a</w:t>
+            </w:r>
+            <w:r>
+              <w:t xml:space="preserve"> </w:t>
+            </w:r>
+            <w:r>
+              <w:rPr>
+                <w:b/>
+                <w:bCs/>
+              </w:rPr>
+              <w:t xml:space="preserve">confounder</w:t>
+            </w:r>
+            <w:r>
+              <w:t xml:space="preserve"> </w:t>
+            </w:r>
+            <w:r>
+              <w:t xml:space="preserve">of the effect of</w:t>
+            </w:r>
+            <w:r>
+              <w:t xml:space="preserve"> </w:t>
+            </w:r>
+            <m:oMath>
+              <m:r>
+                <m:t>A</m:t>
+              </m:r>
+            </m:oMath>
+            <w:r>
+              <w:t xml:space="preserve"> </w:t>
+            </w:r>
+            <w:r>
+              <w:t xml:space="preserve">on</w:t>
+            </w:r>
+            <w:r>
+              <w:t xml:space="preserve"> </w:t>
+            </w:r>
+            <m:oMath>
+              <m:r>
+                <m:t>Y</m:t>
+              </m:r>
+            </m:oMath>
+            <w:r>
+              <w:t xml:space="preserve"> </w:t>
+            </w:r>
+            <w:r>
+              <w:t xml:space="preserve">if:</w:t>
+            </w:r>
+          </w:p>
+          <w:p>
+            <w:pPr>
+              <w:pStyle w:val="Compact"/>
+              <w:numPr>
+                <w:ilvl w:val="0"/>
+                <w:numId w:val="1001"/>
+              </w:numPr>
+            </w:pPr>
+            <m:oMath>
+              <m:r>
+                <m:t>L</m:t>
+              </m:r>
+            </m:oMath>
+            <w:r>
+              <w:t xml:space="preserve"> </w:t>
+            </w:r>
+            <w:r>
+              <w:t xml:space="preserve">causes</w:t>
+            </w:r>
+            <w:r>
+              <w:t xml:space="preserve"> </w:t>
+            </w:r>
+            <m:oMath>
+              <m:r>
+                <m:t>A</m:t>
+              </m:r>
+            </m:oMath>
+            <w:r>
+              <w:t xml:space="preserve"> </w:t>
+            </w:r>
+            <w:r>
+              <w:t xml:space="preserve">(or shares a common cause with</w:t>
+            </w:r>
+            <w:r>
+              <w:t xml:space="preserve"> </w:t>
+            </w:r>
+            <m:oMath>
+              <m:r>
+                <m:t>A</m:t>
+              </m:r>
+            </m:oMath>
+            <w:r>
+              <w:t xml:space="preserve">)</w:t>
+            </w:r>
+          </w:p>
+          <w:p>
+            <w:pPr>
+              <w:pStyle w:val="Compact"/>
+              <w:numPr>
+                <w:ilvl w:val="0"/>
+                <w:numId w:val="1001"/>
+              </w:numPr>
+            </w:pPr>
+            <m:oMath>
+              <m:r>
+                <m:t>L</m:t>
+              </m:r>
+            </m:oMath>
+            <w:r>
+              <w:t xml:space="preserve"> </w:t>
+            </w:r>
+            <w:r>
+              <w:t xml:space="preserve">causes</w:t>
+            </w:r>
+            <w:r>
+              <w:t xml:space="preserve"> </w:t>
+            </w:r>
+            <m:oMath>
+              <m:r>
+                <m:t>Y</m:t>
+              </m:r>
+            </m:oMath>
+            <w:r>
+              <w:t xml:space="preserve"> </w:t>
+            </w:r>
+            <w:r>
+              <w:t xml:space="preserve">(or shares a common cause with</w:t>
+            </w:r>
+            <w:r>
+              <w:t xml:space="preserve"> </w:t>
+            </w:r>
+            <m:oMath>
+              <m:r>
+                <m:t>Y</m:t>
+              </m:r>
+            </m:oMath>
+            <w:r>
+              <w:t xml:space="preserve">)</w:t>
+            </w:r>
+          </w:p>
+          <w:p>
+            <w:pPr>
+              <w:pStyle w:val="Compact"/>
+              <w:numPr>
+                <w:ilvl w:val="0"/>
+                <w:numId w:val="1001"/>
+              </w:numPr>
+            </w:pPr>
+            <m:oMath>
+              <m:r>
+                <m:t>L</m:t>
+              </m:r>
+            </m:oMath>
+            <w:r>
+              <w:t xml:space="preserve"> </w:t>
+            </w:r>
+            <w:r>
+              <w:t xml:space="preserve">is not affected by</w:t>
+            </w:r>
+            <w:r>
+              <w:t xml:space="preserve"> </w:t>
+            </w:r>
+            <m:oMath>
+              <m:r>
+                <m:t>A</m:t>
+              </m:r>
+            </m:oMath>
+            <w:r>
+              <w:t xml:space="preserve"> </w:t>
+            </w:r>
+            <w:r>
+              <w:t xml:space="preserve">(not a consequence of treatment)</w:t>
+            </w:r>
+          </w:p>
+          <w:bookmarkEnd w:id="9"/>
+        </w:tc>
+      </w:tr>
+    </w:tbl>
     <w:p>
       <w:pPr>
         <w:pStyle w:val="FirstParagraph"/>
@@ -1287,393 +1324,430 @@
         <w:t xml:space="preserve">The treated and untreated differ with respect to their potential outcomes.</w:t>
       </w:r>
     </w:p>
-    <w:bookmarkStart w:id="12" w:name="exm-confounding-exchangeability"/>
-    <w:p>
-      <w:pPr>
-        <w:pStyle w:val="BodyText"/>
-      </w:pPr>
-      <w:r>
-        <w:rPr>
-          <w:b/>
-          <w:bCs/>
-        </w:rPr>
-        <w:t xml:space="preserve">Example 1 (Confounding and Exchangeability)</w:t>
-      </w:r>
-      <w:r>
-        <w:t xml:space="preserve"> </w:t>
-      </w:r>
-      <w:r>
-        <w:t xml:space="preserve">Suppose exercise (</w:t>
-      </w:r>
-      <m:oMath>
-        <m:r>
-          <m:t>A</m:t>
-        </m:r>
-      </m:oMath>
-      <w:r>
-        <w:t xml:space="preserve">) affects heart disease (</w:t>
-      </w:r>
-      <m:oMath>
-        <m:r>
-          <m:t>Y</m:t>
-        </m:r>
-      </m:oMath>
-      <w:r>
-        <w:t xml:space="preserve">), and both are affected by age (</w:t>
-      </w:r>
-      <m:oMath>
-        <m:r>
-          <m:t>L</m:t>
-        </m:r>
-      </m:oMath>
-      <w:r>
-        <w:t xml:space="preserve">):</w:t>
-      </w:r>
-    </w:p>
-    <w:p>
-      <w:pPr>
-        <w:pStyle w:val="BodyText"/>
-      </w:pPr>
-      <w:r>
-        <w:rPr>
-          <w:b/>
-          <w:bCs/>
-        </w:rPr>
-        <w:t xml:space="preserve">Without confounding</w:t>
-      </w:r>
-      <w:r>
-        <w:t xml:space="preserve">:</w:t>
-      </w:r>
-    </w:p>
-    <w:p>
-      <w:pPr>
-        <w:pStyle w:val="Compact"/>
-        <w:numPr>
-          <w:ilvl w:val="0"/>
-          <w:numId w:val="1006"/>
-        </w:numPr>
-      </w:pPr>
-      <w:r>
-        <w:t xml:space="preserve">Young and old people equally likely to exercise</w:t>
-      </w:r>
-    </w:p>
-    <w:p>
-      <w:pPr>
-        <w:pStyle w:val="Compact"/>
-        <w:numPr>
-          <w:ilvl w:val="0"/>
-          <w:numId w:val="1006"/>
-        </w:numPr>
-      </w:pPr>
-      <m:oMath>
-        <m:r>
-          <m:t>E</m:t>
-        </m:r>
-        <m:r>
-          <m:rPr>
-            <m:sty m:val="p"/>
-          </m:rPr>
-          <m:t>[</m:t>
-        </m:r>
-        <m:sSup>
-          <m:e>
-            <m:r>
-              <m:t>Y</m:t>
-            </m:r>
-          </m:e>
-          <m:sup>
-            <m:r>
-              <m:t>a</m:t>
-            </m:r>
-            <m:r>
-              <m:rPr>
-                <m:sty m:val="p"/>
-              </m:rPr>
-              <m:t>=</m:t>
-            </m:r>
-            <m:r>
-              <m:t>1</m:t>
-            </m:r>
-          </m:sup>
-        </m:sSup>
-        <m:r>
-          <m:rPr>
-            <m:sty m:val="p"/>
-          </m:rPr>
-          <m:t>|</m:t>
-        </m:r>
-        <m:r>
-          <m:t>A</m:t>
-        </m:r>
-        <m:r>
-          <m:rPr>
-            <m:sty m:val="p"/>
-          </m:rPr>
-          <m:t>=</m:t>
-        </m:r>
-        <m:r>
-          <m:t>1</m:t>
-        </m:r>
-        <m:r>
-          <m:rPr>
-            <m:sty m:val="p"/>
-          </m:rPr>
-          <m:t>]</m:t>
-        </m:r>
-        <m:r>
-          <m:rPr>
-            <m:sty m:val="p"/>
-          </m:rPr>
-          <m:t>=</m:t>
-        </m:r>
-        <m:r>
-          <m:t>E</m:t>
-        </m:r>
-        <m:r>
-          <m:rPr>
-            <m:sty m:val="p"/>
-          </m:rPr>
-          <m:t>[</m:t>
-        </m:r>
-        <m:sSup>
-          <m:e>
-            <m:r>
-              <m:t>Y</m:t>
-            </m:r>
-          </m:e>
-          <m:sup>
-            <m:r>
-              <m:t>a</m:t>
-            </m:r>
-            <m:r>
-              <m:rPr>
-                <m:sty m:val="p"/>
-              </m:rPr>
-              <m:t>=</m:t>
-            </m:r>
-            <m:r>
-              <m:t>1</m:t>
-            </m:r>
-          </m:sup>
-        </m:sSup>
-        <m:r>
-          <m:rPr>
-            <m:sty m:val="p"/>
-          </m:rPr>
-          <m:t>|</m:t>
-        </m:r>
-        <m:r>
-          <m:t>A</m:t>
-        </m:r>
-        <m:r>
-          <m:rPr>
-            <m:sty m:val="p"/>
-          </m:rPr>
-          <m:t>=</m:t>
-        </m:r>
-        <m:r>
-          <m:t>0</m:t>
-        </m:r>
-        <m:r>
-          <m:rPr>
-            <m:sty m:val="p"/>
-          </m:rPr>
-          <m:t>]</m:t>
-        </m:r>
-      </m:oMath>
-      <w:r>
-        <w:t xml:space="preserve"> </w:t>
-      </w:r>
-      <w:r>
-        <w:t xml:space="preserve">(exchangeable)</w:t>
-      </w:r>
-    </w:p>
-    <w:p>
-      <w:pPr>
-        <w:pStyle w:val="FirstParagraph"/>
-      </w:pPr>
-      <w:r>
-        <w:rPr>
-          <w:b/>
-          <w:bCs/>
-        </w:rPr>
-        <w:t xml:space="preserve">With confounding</w:t>
-      </w:r>
-      <w:r>
-        <w:t xml:space="preserve">:</w:t>
-      </w:r>
-    </w:p>
-    <w:p>
-      <w:pPr>
-        <w:pStyle w:val="Compact"/>
-        <w:numPr>
-          <w:ilvl w:val="0"/>
-          <w:numId w:val="1007"/>
-        </w:numPr>
-      </w:pPr>
-      <w:r>
-        <w:t xml:space="preserve">Younger people more likely to exercise</w:t>
-      </w:r>
-      <w:r>
-        <w:br/>
-      </w:r>
-    </w:p>
-    <w:p>
-      <w:pPr>
-        <w:pStyle w:val="Compact"/>
-        <w:numPr>
-          <w:ilvl w:val="0"/>
-          <w:numId w:val="1007"/>
-        </w:numPr>
-      </w:pPr>
-      <w:r>
-        <w:t xml:space="preserve">Younger people have lower baseline risk</w:t>
-      </w:r>
-    </w:p>
-    <w:p>
-      <w:pPr>
-        <w:pStyle w:val="Compact"/>
-        <w:numPr>
-          <w:ilvl w:val="0"/>
-          <w:numId w:val="1007"/>
-        </w:numPr>
-      </w:pPr>
-      <m:oMath>
-        <m:r>
-          <m:t>E</m:t>
-        </m:r>
-        <m:r>
-          <m:rPr>
-            <m:sty m:val="p"/>
-          </m:rPr>
-          <m:t>[</m:t>
-        </m:r>
-        <m:sSup>
-          <m:e>
-            <m:r>
-              <m:t>Y</m:t>
-            </m:r>
-          </m:e>
-          <m:sup>
-            <m:r>
-              <m:t>a</m:t>
-            </m:r>
-            <m:r>
-              <m:rPr>
-                <m:sty m:val="p"/>
-              </m:rPr>
-              <m:t>=</m:t>
-            </m:r>
-            <m:r>
-              <m:t>1</m:t>
-            </m:r>
-          </m:sup>
-        </m:sSup>
-        <m:r>
-          <m:rPr>
-            <m:sty m:val="p"/>
-          </m:rPr>
-          <m:t>|</m:t>
-        </m:r>
-        <m:r>
-          <m:t>A</m:t>
-        </m:r>
-        <m:r>
-          <m:rPr>
-            <m:sty m:val="p"/>
-          </m:rPr>
-          <m:t>=</m:t>
-        </m:r>
-        <m:r>
-          <m:t>1</m:t>
-        </m:r>
-        <m:r>
-          <m:rPr>
-            <m:sty m:val="p"/>
-          </m:rPr>
-          <m:t>]</m:t>
-        </m:r>
-        <m:r>
-          <m:rPr>
-            <m:sty m:val="p"/>
-          </m:rPr>
-          <m:t>≠</m:t>
-        </m:r>
-        <m:r>
-          <m:t>E</m:t>
-        </m:r>
-        <m:r>
-          <m:rPr>
-            <m:sty m:val="p"/>
-          </m:rPr>
-          <m:t>[</m:t>
-        </m:r>
-        <m:sSup>
-          <m:e>
-            <m:r>
-              <m:t>Y</m:t>
-            </m:r>
-          </m:e>
-          <m:sup>
-            <m:r>
-              <m:t>a</m:t>
-            </m:r>
-            <m:r>
-              <m:rPr>
-                <m:sty m:val="p"/>
-              </m:rPr>
-              <m:t>=</m:t>
-            </m:r>
-            <m:r>
-              <m:t>1</m:t>
-            </m:r>
-          </m:sup>
-        </m:sSup>
-        <m:r>
-          <m:rPr>
-            <m:sty m:val="p"/>
-          </m:rPr>
-          <m:t>|</m:t>
-        </m:r>
-        <m:r>
-          <m:t>A</m:t>
-        </m:r>
-        <m:r>
-          <m:rPr>
-            <m:sty m:val="p"/>
-          </m:rPr>
-          <m:t>=</m:t>
-        </m:r>
-        <m:r>
-          <m:t>0</m:t>
-        </m:r>
-        <m:r>
-          <m:rPr>
-            <m:sty m:val="p"/>
-          </m:rPr>
-          <m:t>]</m:t>
-        </m:r>
-      </m:oMath>
-      <w:r>
-        <w:t xml:space="preserve"> </w:t>
-      </w:r>
-      <w:r>
-        <w:t xml:space="preserve">(not exchangeable)</w:t>
-      </w:r>
-    </w:p>
-    <w:p>
-      <w:pPr>
-        <w:pStyle w:val="Compact"/>
-        <w:numPr>
-          <w:ilvl w:val="0"/>
-          <w:numId w:val="1007"/>
-        </w:numPr>
-      </w:pPr>
-      <w:r>
-        <w:t xml:space="preserve">Those who exercise would have had better outcomes even without exercising</w:t>
-      </w:r>
-    </w:p>
-    <w:bookmarkEnd w:id="12"/>
+    <w:tbl>
+      <w:tblPr>
+        <w:tblStyle w:val="Table"/>
+        <w:tblInd w:w="164" w:type="dxa"/>
+        <w:tblBorders>
+          <w:left w:val="single" w:sz="24" w:space="0" w:color="909090"/>
+        </w:tblBorders>
+        <w:tblCellMar>
+          <w:left w:w="0" w:type="dxa"/>
+          <w:right w:w="0" w:type="dxa"/>
+        </w:tblCellMar>
+        <w:tblLook w:firstRow="0" w:lastRow="0" w:firstColumn="0" w:lastColumn="0" w:noHBand="0" w:noVBand="0" w:val="0000"/>
+      </w:tblPr>
+      <w:tblGrid>
+        <w:gridCol w:w="7920"/>
+      </w:tblGrid>
+      <w:tr>
+        <w:trPr>
+          <w:cantSplit/>
+        </w:trPr>
+        <w:tc>
+          <w:tcPr>
+            <w:tcMar>
+              <w:left w:w="144" w:type="dxa"/>
+            </w:tcMar>
+          </w:tcPr>
+          <w:p>
+            <w:pPr>
+              <w:pStyle w:val="BodyText"/>
+            </w:pPr>
+            <w:pPr>
+              <w:spacing w:before="16" w:after="64"/>
+            </w:pPr>
+          </w:p>
+          <w:bookmarkStart w:id="12" w:name="exm-confounding-exchangeability"/>
+          <w:p>
+            <w:pPr>
+              <w:pStyle w:val="BodyText"/>
+            </w:pPr>
+            <w:r>
+              <w:rPr>
+                <w:b/>
+                <w:bCs/>
+              </w:rPr>
+              <w:t xml:space="preserve">Example 1 (Confounding and Exchangeability)</w:t>
+            </w:r>
+            <w:r>
+              <w:t xml:space="preserve"> </w:t>
+            </w:r>
+            <w:r>
+              <w:t xml:space="preserve">Suppose exercise (</w:t>
+            </w:r>
+            <m:oMath>
+              <m:r>
+                <m:t>A</m:t>
+              </m:r>
+            </m:oMath>
+            <w:r>
+              <w:t xml:space="preserve">) affects heart disease (</w:t>
+            </w:r>
+            <m:oMath>
+              <m:r>
+                <m:t>Y</m:t>
+              </m:r>
+            </m:oMath>
+            <w:r>
+              <w:t xml:space="preserve">), and both are affected by age (</w:t>
+            </w:r>
+            <m:oMath>
+              <m:r>
+                <m:t>L</m:t>
+              </m:r>
+            </m:oMath>
+            <w:r>
+              <w:t xml:space="preserve">):</w:t>
+            </w:r>
+          </w:p>
+          <w:p>
+            <w:pPr>
+              <w:pStyle w:val="BodyText"/>
+            </w:pPr>
+            <w:r>
+              <w:rPr>
+                <w:b/>
+                <w:bCs/>
+              </w:rPr>
+              <w:t xml:space="preserve">Without confounding</w:t>
+            </w:r>
+            <w:r>
+              <w:t xml:space="preserve">:</w:t>
+            </w:r>
+          </w:p>
+          <w:p>
+            <w:pPr>
+              <w:pStyle w:val="Compact"/>
+              <w:numPr>
+                <w:ilvl w:val="0"/>
+                <w:numId w:val="1006"/>
+              </w:numPr>
+            </w:pPr>
+            <w:r>
+              <w:t xml:space="preserve">Young and old people equally likely to exercise</w:t>
+            </w:r>
+          </w:p>
+          <w:p>
+            <w:pPr>
+              <w:pStyle w:val="Compact"/>
+              <w:numPr>
+                <w:ilvl w:val="0"/>
+                <w:numId w:val="1006"/>
+              </w:numPr>
+            </w:pPr>
+            <m:oMath>
+              <m:r>
+                <m:t>E</m:t>
+              </m:r>
+              <m:r>
+                <m:rPr>
+                  <m:sty m:val="p"/>
+                </m:rPr>
+                <m:t>[</m:t>
+              </m:r>
+              <m:sSup>
+                <m:e>
+                  <m:r>
+                    <m:t>Y</m:t>
+                  </m:r>
+                </m:e>
+                <m:sup>
+                  <m:r>
+                    <m:t>a</m:t>
+                  </m:r>
+                  <m:r>
+                    <m:rPr>
+                      <m:sty m:val="p"/>
+                    </m:rPr>
+                    <m:t>=</m:t>
+                  </m:r>
+                  <m:r>
+                    <m:t>1</m:t>
+                  </m:r>
+                </m:sup>
+              </m:sSup>
+              <m:r>
+                <m:rPr>
+                  <m:sty m:val="p"/>
+                </m:rPr>
+                <m:t>|</m:t>
+              </m:r>
+              <m:r>
+                <m:t>A</m:t>
+              </m:r>
+              <m:r>
+                <m:rPr>
+                  <m:sty m:val="p"/>
+                </m:rPr>
+                <m:t>=</m:t>
+              </m:r>
+              <m:r>
+                <m:t>1</m:t>
+              </m:r>
+              <m:r>
+                <m:rPr>
+                  <m:sty m:val="p"/>
+                </m:rPr>
+                <m:t>]</m:t>
+              </m:r>
+              <m:r>
+                <m:rPr>
+                  <m:sty m:val="p"/>
+                </m:rPr>
+                <m:t>=</m:t>
+              </m:r>
+              <m:r>
+                <m:t>E</m:t>
+              </m:r>
+              <m:r>
+                <m:rPr>
+                  <m:sty m:val="p"/>
+                </m:rPr>
+                <m:t>[</m:t>
+              </m:r>
+              <m:sSup>
+                <m:e>
+                  <m:r>
+                    <m:t>Y</m:t>
+                  </m:r>
+                </m:e>
+                <m:sup>
+                  <m:r>
+                    <m:t>a</m:t>
+                  </m:r>
+                  <m:r>
+                    <m:rPr>
+                      <m:sty m:val="p"/>
+                    </m:rPr>
+                    <m:t>=</m:t>
+                  </m:r>
+                  <m:r>
+                    <m:t>1</m:t>
+                  </m:r>
+                </m:sup>
+              </m:sSup>
+              <m:r>
+                <m:rPr>
+                  <m:sty m:val="p"/>
+                </m:rPr>
+                <m:t>|</m:t>
+              </m:r>
+              <m:r>
+                <m:t>A</m:t>
+              </m:r>
+              <m:r>
+                <m:rPr>
+                  <m:sty m:val="p"/>
+                </m:rPr>
+                <m:t>=</m:t>
+              </m:r>
+              <m:r>
+                <m:t>0</m:t>
+              </m:r>
+              <m:r>
+                <m:rPr>
+                  <m:sty m:val="p"/>
+                </m:rPr>
+                <m:t>]</m:t>
+              </m:r>
+            </m:oMath>
+            <w:r>
+              <w:t xml:space="preserve"> </w:t>
+            </w:r>
+            <w:r>
+              <w:t xml:space="preserve">(exchangeable)</w:t>
+            </w:r>
+          </w:p>
+          <w:p>
+            <w:pPr>
+              <w:pStyle w:val="FirstParagraph"/>
+            </w:pPr>
+            <w:r>
+              <w:rPr>
+                <w:b/>
+                <w:bCs/>
+              </w:rPr>
+              <w:t xml:space="preserve">With confounding</w:t>
+            </w:r>
+            <w:r>
+              <w:t xml:space="preserve">:</w:t>
+            </w:r>
+          </w:p>
+          <w:p>
+            <w:pPr>
+              <w:pStyle w:val="Compact"/>
+              <w:numPr>
+                <w:ilvl w:val="0"/>
+                <w:numId w:val="1007"/>
+              </w:numPr>
+            </w:pPr>
+            <w:r>
+              <w:t xml:space="preserve">Younger people more likely to exercise</w:t>
+            </w:r>
+            <w:r>
+              <w:br/>
+            </w:r>
+          </w:p>
+          <w:p>
+            <w:pPr>
+              <w:pStyle w:val="Compact"/>
+              <w:numPr>
+                <w:ilvl w:val="0"/>
+                <w:numId w:val="1007"/>
+              </w:numPr>
+            </w:pPr>
+            <w:r>
+              <w:t xml:space="preserve">Younger people have lower baseline risk</w:t>
+            </w:r>
+          </w:p>
+          <w:p>
+            <w:pPr>
+              <w:pStyle w:val="Compact"/>
+              <w:numPr>
+                <w:ilvl w:val="0"/>
+                <w:numId w:val="1007"/>
+              </w:numPr>
+            </w:pPr>
+            <m:oMath>
+              <m:r>
+                <m:t>E</m:t>
+              </m:r>
+              <m:r>
+                <m:rPr>
+                  <m:sty m:val="p"/>
+                </m:rPr>
+                <m:t>[</m:t>
+              </m:r>
+              <m:sSup>
+                <m:e>
+                  <m:r>
+                    <m:t>Y</m:t>
+                  </m:r>
+                </m:e>
+                <m:sup>
+                  <m:r>
+                    <m:t>a</m:t>
+                  </m:r>
+                  <m:r>
+                    <m:rPr>
+                      <m:sty m:val="p"/>
+                    </m:rPr>
+                    <m:t>=</m:t>
+                  </m:r>
+                  <m:r>
+                    <m:t>1</m:t>
+                  </m:r>
+                </m:sup>
+              </m:sSup>
+              <m:r>
+                <m:rPr>
+                  <m:sty m:val="p"/>
+                </m:rPr>
+                <m:t>|</m:t>
+              </m:r>
+              <m:r>
+                <m:t>A</m:t>
+              </m:r>
+              <m:r>
+                <m:rPr>
+                  <m:sty m:val="p"/>
+                </m:rPr>
+                <m:t>=</m:t>
+              </m:r>
+              <m:r>
+                <m:t>1</m:t>
+              </m:r>
+              <m:r>
+                <m:rPr>
+                  <m:sty m:val="p"/>
+                </m:rPr>
+                <m:t>]</m:t>
+              </m:r>
+              <m:r>
+                <m:rPr>
+                  <m:sty m:val="p"/>
+                </m:rPr>
+                <m:t>≠</m:t>
+              </m:r>
+              <m:r>
+                <m:t>E</m:t>
+              </m:r>
+              <m:r>
+                <m:rPr>
+                  <m:sty m:val="p"/>
+                </m:rPr>
+                <m:t>[</m:t>
+              </m:r>
+              <m:sSup>
+                <m:e>
+                  <m:r>
+                    <m:t>Y</m:t>
+                  </m:r>
+                </m:e>
+                <m:sup>
+                  <m:r>
+                    <m:t>a</m:t>
+                  </m:r>
+                  <m:r>
+                    <m:rPr>
+                      <m:sty m:val="p"/>
+                    </m:rPr>
+                    <m:t>=</m:t>
+                  </m:r>
+                  <m:r>
+                    <m:t>1</m:t>
+                  </m:r>
+                </m:sup>
+              </m:sSup>
+              <m:r>
+                <m:rPr>
+                  <m:sty m:val="p"/>
+                </m:rPr>
+                <m:t>|</m:t>
+              </m:r>
+              <m:r>
+                <m:t>A</m:t>
+              </m:r>
+              <m:r>
+                <m:rPr>
+                  <m:sty m:val="p"/>
+                </m:rPr>
+                <m:t>=</m:t>
+              </m:r>
+              <m:r>
+                <m:t>0</m:t>
+              </m:r>
+              <m:r>
+                <m:rPr>
+                  <m:sty m:val="p"/>
+                </m:rPr>
+                <m:t>]</m:t>
+              </m:r>
+            </m:oMath>
+            <w:r>
+              <w:t xml:space="preserve"> </w:t>
+            </w:r>
+            <w:r>
+              <w:t xml:space="preserve">(not exchangeable)</w:t>
+            </w:r>
+          </w:p>
+          <w:p>
+            <w:pPr>
+              <w:pStyle w:val="Compact"/>
+              <w:numPr>
+                <w:ilvl w:val="0"/>
+                <w:numId w:val="1007"/>
+              </w:numPr>
+            </w:pPr>
+            <w:r>
+              <w:t xml:space="preserve">Those who exercise would have had better outcomes even without exercising</w:t>
+            </w:r>
+          </w:p>
+          <w:bookmarkEnd w:id="12"/>
+        </w:tc>
+      </w:tr>
+    </w:tbl>
     <w:bookmarkEnd w:id="13"/>
     <w:bookmarkStart w:id="14" w:name="conditional-exchangeability"/>
     <w:p>
@@ -2089,494 +2163,531 @@
         <w:t xml:space="preserve">.</w:t>
       </w:r>
     </w:p>
-    <w:bookmarkStart w:id="16" w:name="exm-backdoor-confounding"/>
-    <w:p>
-      <w:pPr>
-        <w:pStyle w:val="BodyText"/>
-      </w:pPr>
-      <w:r>
-        <w:rPr>
-          <w:b/>
-          <w:bCs/>
-        </w:rPr>
-        <w:t xml:space="preserve">Example 2 (Identifying Confounders with the Backdoor Criterion)</w:t>
-      </w:r>
-      <w:r>
-        <w:t xml:space="preserve"> </w:t>
-      </w:r>
-      <w:r>
-        <w:rPr>
-          <w:b/>
-          <w:bCs/>
-        </w:rPr>
-        <w:t xml:space="preserve">Diagram 1</w:t>
-      </w:r>
-      <w:r>
-        <w:t xml:space="preserve">:</w:t>
-      </w:r>
-    </w:p>
-    <w:p>
-      <w:pPr>
-        <w:pStyle w:val="SourceCode"/>
-      </w:pPr>
-      <w:r>
-        <w:rPr>
-          <w:rStyle w:val="VerbatimChar"/>
-        </w:rPr>
-        <w:t xml:space="preserve">L → A → Y</w:t>
-      </w:r>
-      <w:r>
-        <w:br/>
-      </w:r>
-      <w:r>
-        <w:rPr>
-          <w:rStyle w:val="VerbatimChar"/>
-        </w:rPr>
-        <w:t xml:space="preserve">L → Y</w:t>
-      </w:r>
-    </w:p>
-    <w:p>
-      <w:pPr>
-        <w:pStyle w:val="FirstParagraph"/>
-      </w:pPr>
-      <w:r>
-        <w:rPr>
-          <w:b/>
-          <w:bCs/>
-        </w:rPr>
-        <w:t xml:space="preserve">Backdoor path</w:t>
-      </w:r>
-      <w:r>
-        <w:t xml:space="preserve">:</w:t>
-      </w:r>
-      <w:r>
-        <w:t xml:space="preserve"> </w:t>
-      </w:r>
-      <m:oMath>
-        <m:r>
-          <m:t>A</m:t>
-        </m:r>
-        <m:r>
-          <m:rPr>
-            <m:sty m:val="p"/>
-          </m:rPr>
-          <m:t>←</m:t>
-        </m:r>
-        <m:r>
-          <m:t>L</m:t>
-        </m:r>
-        <m:r>
-          <m:rPr>
-            <m:sty m:val="p"/>
-          </m:rPr>
-          <m:t>→</m:t>
-        </m:r>
-        <m:r>
-          <m:t>Y</m:t>
-        </m:r>
-      </m:oMath>
-      <w:r>
-        <w:t xml:space="preserve"> </w:t>
-      </w:r>
-      <w:r>
-        <w:rPr>
-          <w:b/>
-          <w:bCs/>
-        </w:rPr>
-        <w:t xml:space="preserve">Confounders</w:t>
-      </w:r>
-      <w:r>
-        <w:t xml:space="preserve">:</w:t>
-      </w:r>
-      <w:r>
-        <w:t xml:space="preserve"> </w:t>
-      </w:r>
-      <m:oMath>
-        <m:r>
-          <m:t>L</m:t>
-        </m:r>
-      </m:oMath>
-      <w:r>
-        <w:t xml:space="preserve"> </w:t>
-      </w:r>
-      <w:r>
-        <w:rPr>
-          <w:b/>
-          <w:bCs/>
-        </w:rPr>
-        <w:t xml:space="preserve">Solution</w:t>
-      </w:r>
-      <w:r>
-        <w:t xml:space="preserve">: Adjust for</w:t>
-      </w:r>
-      <w:r>
-        <w:t xml:space="preserve"> </w:t>
-      </w:r>
-      <m:oMath>
-        <m:r>
-          <m:t>L</m:t>
-        </m:r>
-      </m:oMath>
-    </w:p>
-    <w:p>
-      <w:pPr>
-        <w:pStyle w:val="BodyText"/>
-      </w:pPr>
-      <w:r>
-        <w:rPr>
-          <w:b/>
-          <w:bCs/>
-        </w:rPr>
-        <w:t xml:space="preserve">Diagram 2</w:t>
-      </w:r>
-      <w:r>
-        <w:t xml:space="preserve">:</w:t>
-      </w:r>
-    </w:p>
-    <w:p>
-      <w:pPr>
-        <w:pStyle w:val="SourceCode"/>
-      </w:pPr>
-      <w:r>
-        <w:rPr>
-          <w:rStyle w:val="VerbatimChar"/>
-        </w:rPr>
-        <w:t xml:space="preserve">U → L → A → Y</w:t>
-      </w:r>
-      <w:r>
-        <w:br/>
-      </w:r>
-      <w:r>
-        <w:rPr>
-          <w:rStyle w:val="VerbatimChar"/>
-        </w:rPr>
-        <w:t xml:space="preserve">      L → Y</w:t>
-      </w:r>
-    </w:p>
-    <w:p>
-      <w:pPr>
-        <w:pStyle w:val="FirstParagraph"/>
-      </w:pPr>
-      <w:r>
-        <w:rPr>
-          <w:b/>
-          <w:bCs/>
-        </w:rPr>
-        <w:t xml:space="preserve">Backdoor paths</w:t>
-      </w:r>
-      <w:r>
-        <w:t xml:space="preserve">:</w:t>
-      </w:r>
-      <w:r>
-        <w:t xml:space="preserve"> </w:t>
-      </w:r>
-      <m:oMath>
-        <m:r>
-          <m:t>A</m:t>
-        </m:r>
-        <m:r>
-          <m:rPr>
-            <m:sty m:val="p"/>
-          </m:rPr>
-          <m:t>←</m:t>
-        </m:r>
-        <m:r>
-          <m:t>L</m:t>
-        </m:r>
-        <m:r>
-          <m:rPr>
-            <m:sty m:val="p"/>
-          </m:rPr>
-          <m:t>→</m:t>
-        </m:r>
-        <m:r>
-          <m:t>Y</m:t>
-        </m:r>
-      </m:oMath>
-      <w:r>
-        <w:t xml:space="preserve">,</w:t>
-      </w:r>
-      <w:r>
-        <w:t xml:space="preserve"> </w:t>
-      </w:r>
-      <m:oMath>
-        <m:r>
-          <m:t>A</m:t>
-        </m:r>
-        <m:r>
-          <m:rPr>
-            <m:sty m:val="p"/>
-          </m:rPr>
-          <m:t>←</m:t>
-        </m:r>
-        <m:r>
-          <m:t>L</m:t>
-        </m:r>
-        <m:r>
-          <m:rPr>
-            <m:sty m:val="p"/>
-          </m:rPr>
-          <m:t>←</m:t>
-        </m:r>
-        <m:r>
-          <m:t>U</m:t>
-        </m:r>
-        <m:r>
-          <m:rPr>
-            <m:sty m:val="p"/>
-          </m:rPr>
-          <m:t>→</m:t>
-        </m:r>
-        <m:r>
-          <m:t>Y</m:t>
-        </m:r>
-      </m:oMath>
-      <w:r>
-        <w:t xml:space="preserve"> </w:t>
-      </w:r>
-      <w:r>
-        <w:t xml:space="preserve">(if U causes Y)</w:t>
-      </w:r>
-      <w:r>
-        <w:t xml:space="preserve"> </w:t>
-      </w:r>
-      <w:r>
-        <w:rPr>
-          <w:b/>
-          <w:bCs/>
-        </w:rPr>
-        <w:t xml:space="preserve">Confounders</w:t>
-      </w:r>
-      <w:r>
-        <w:t xml:space="preserve">:</w:t>
-      </w:r>
-      <w:r>
-        <w:t xml:space="preserve"> </w:t>
-      </w:r>
-      <m:oMath>
-        <m:r>
-          <m:t>L</m:t>
-        </m:r>
-      </m:oMath>
-      <w:r>
-        <w:t xml:space="preserve"> </w:t>
-      </w:r>
-      <w:r>
-        <w:t xml:space="preserve">(and</w:t>
-      </w:r>
-      <w:r>
-        <w:t xml:space="preserve"> </w:t>
-      </w:r>
-      <m:oMath>
-        <m:r>
-          <m:t>U</m:t>
-        </m:r>
-      </m:oMath>
-      <w:r>
-        <w:t xml:space="preserve"> </w:t>
-      </w:r>
-      <w:r>
-        <w:t xml:space="preserve">if it affects</w:t>
-      </w:r>
-      <w:r>
-        <w:t xml:space="preserve"> </w:t>
-      </w:r>
-      <m:oMath>
-        <m:r>
-          <m:t>Y</m:t>
-        </m:r>
-      </m:oMath>
-      <w:r>
-        <w:t xml:space="preserve">)</w:t>
-      </w:r>
-      <w:r>
-        <w:t xml:space="preserve"> </w:t>
-      </w:r>
-      <w:r>
-        <w:rPr>
-          <w:b/>
-          <w:bCs/>
-        </w:rPr>
-        <w:t xml:space="preserve">Solution</w:t>
-      </w:r>
-      <w:r>
-        <w:t xml:space="preserve">: Adjust for</w:t>
-      </w:r>
-      <w:r>
-        <w:t xml:space="preserve"> </w:t>
-      </w:r>
-      <m:oMath>
-        <m:r>
-          <m:t>L</m:t>
-        </m:r>
-      </m:oMath>
-      <w:r>
-        <w:t xml:space="preserve"> </w:t>
-      </w:r>
-      <w:r>
-        <w:t xml:space="preserve">(and</w:t>
-      </w:r>
-      <w:r>
-        <w:t xml:space="preserve"> </w:t>
-      </w:r>
-      <m:oMath>
-        <m:r>
-          <m:t>U</m:t>
-        </m:r>
-      </m:oMath>
-      <w:r>
-        <w:t xml:space="preserve"> </w:t>
-      </w:r>
-      <w:r>
-        <w:t xml:space="preserve">if measured)</w:t>
-      </w:r>
-    </w:p>
-    <w:p>
-      <w:pPr>
-        <w:pStyle w:val="BodyText"/>
-      </w:pPr>
-      <w:r>
-        <w:rPr>
-          <w:b/>
-          <w:bCs/>
-        </w:rPr>
-        <w:t xml:space="preserve">Diagram 3</w:t>
-      </w:r>
-      <w:r>
-        <w:t xml:space="preserve">:</w:t>
-      </w:r>
-    </w:p>
-    <w:p>
-      <w:pPr>
-        <w:pStyle w:val="SourceCode"/>
-      </w:pPr>
-      <w:r>
-        <w:rPr>
-          <w:rStyle w:val="VerbatimChar"/>
-        </w:rPr>
-        <w:t xml:space="preserve">A → M → Y</w:t>
-      </w:r>
-      <w:r>
-        <w:br/>
-      </w:r>
-      <w:r>
-        <w:rPr>
-          <w:rStyle w:val="VerbatimChar"/>
-        </w:rPr>
-        <w:t xml:space="preserve">L → A</w:t>
-      </w:r>
-      <w:r>
-        <w:br/>
-      </w:r>
-      <w:r>
-        <w:rPr>
-          <w:rStyle w:val="VerbatimChar"/>
-        </w:rPr>
-        <w:t xml:space="preserve">L → Y</w:t>
-      </w:r>
-    </w:p>
-    <w:p>
-      <w:pPr>
-        <w:pStyle w:val="FirstParagraph"/>
-      </w:pPr>
-      <w:r>
-        <w:rPr>
-          <w:b/>
-          <w:bCs/>
-        </w:rPr>
-        <w:t xml:space="preserve">Backdoor path</w:t>
-      </w:r>
-      <w:r>
-        <w:t xml:space="preserve">:</w:t>
-      </w:r>
-      <w:r>
-        <w:t xml:space="preserve"> </w:t>
-      </w:r>
-      <m:oMath>
-        <m:r>
-          <m:t>A</m:t>
-        </m:r>
-        <m:r>
-          <m:rPr>
-            <m:sty m:val="p"/>
-          </m:rPr>
-          <m:t>←</m:t>
-        </m:r>
-        <m:r>
-          <m:t>L</m:t>
-        </m:r>
-        <m:r>
-          <m:rPr>
-            <m:sty m:val="p"/>
-          </m:rPr>
-          <m:t>→</m:t>
-        </m:r>
-        <m:r>
-          <m:t>Y</m:t>
-        </m:r>
-      </m:oMath>
-      <w:r>
-        <w:t xml:space="preserve"> </w:t>
-      </w:r>
-      <w:r>
-        <w:rPr>
-          <w:b/>
-          <w:bCs/>
-        </w:rPr>
-        <w:t xml:space="preserve">Confounders</w:t>
-      </w:r>
-      <w:r>
-        <w:t xml:space="preserve">:</w:t>
-      </w:r>
-      <w:r>
-        <w:t xml:space="preserve"> </w:t>
-      </w:r>
-      <m:oMath>
-        <m:r>
-          <m:t>L</m:t>
-        </m:r>
-      </m:oMath>
-      <w:r>
-        <w:t xml:space="preserve"> </w:t>
-      </w:r>
-      <w:r>
-        <w:rPr>
-          <w:b/>
-          <w:bCs/>
-        </w:rPr>
-        <w:t xml:space="preserve">Do NOT adjust for</w:t>
-      </w:r>
-      <w:r>
-        <w:rPr>
-          <w:b/>
-          <w:bCs/>
-        </w:rPr>
-        <w:t xml:space="preserve"> </w:t>
-      </w:r>
-      <m:oMath>
-        <m:r>
-          <m:t>M</m:t>
-        </m:r>
-      </m:oMath>
-      <w:r>
-        <w:t xml:space="preserve">:</w:t>
-      </w:r>
-      <w:r>
-        <w:t xml:space="preserve"> </w:t>
-      </w:r>
-      <m:oMath>
-        <m:r>
-          <m:t>M</m:t>
-        </m:r>
-      </m:oMath>
-      <w:r>
-        <w:t xml:space="preserve"> </w:t>
-      </w:r>
-      <w:r>
-        <w:t xml:space="preserve">is a mediator (on the causal path), not a confounder</w:t>
-      </w:r>
-    </w:p>
-    <w:bookmarkEnd w:id="16"/>
+    <w:tbl>
+      <w:tblPr>
+        <w:tblStyle w:val="Table"/>
+        <w:tblInd w:w="164" w:type="dxa"/>
+        <w:tblBorders>
+          <w:left w:val="single" w:sz="24" w:space="0" w:color="909090"/>
+        </w:tblBorders>
+        <w:tblCellMar>
+          <w:left w:w="0" w:type="dxa"/>
+          <w:right w:w="0" w:type="dxa"/>
+        </w:tblCellMar>
+        <w:tblLook w:firstRow="0" w:lastRow="0" w:firstColumn="0" w:lastColumn="0" w:noHBand="0" w:noVBand="0" w:val="0000"/>
+      </w:tblPr>
+      <w:tblGrid>
+        <w:gridCol w:w="7920"/>
+      </w:tblGrid>
+      <w:tr>
+        <w:trPr>
+          <w:cantSplit/>
+        </w:trPr>
+        <w:tc>
+          <w:tcPr>
+            <w:tcMar>
+              <w:left w:w="144" w:type="dxa"/>
+            </w:tcMar>
+          </w:tcPr>
+          <w:p>
+            <w:pPr>
+              <w:pStyle w:val="BodyText"/>
+            </w:pPr>
+            <w:pPr>
+              <w:spacing w:before="16" w:after="64"/>
+            </w:pPr>
+          </w:p>
+          <w:bookmarkStart w:id="16" w:name="exm-backdoor-confounding"/>
+          <w:p>
+            <w:pPr>
+              <w:pStyle w:val="BodyText"/>
+            </w:pPr>
+            <w:r>
+              <w:rPr>
+                <w:b/>
+                <w:bCs/>
+              </w:rPr>
+              <w:t xml:space="preserve">Example 2 (Identifying Confounders with the Backdoor Criterion)</w:t>
+            </w:r>
+            <w:r>
+              <w:t xml:space="preserve"> </w:t>
+            </w:r>
+            <w:r>
+              <w:rPr>
+                <w:b/>
+                <w:bCs/>
+              </w:rPr>
+              <w:t xml:space="preserve">Diagram 1</w:t>
+            </w:r>
+            <w:r>
+              <w:t xml:space="preserve">:</w:t>
+            </w:r>
+          </w:p>
+          <w:p>
+            <w:pPr>
+              <w:pStyle w:val="SourceCode"/>
+            </w:pPr>
+            <w:r>
+              <w:rPr>
+                <w:rStyle w:val="VerbatimChar"/>
+              </w:rPr>
+              <w:t xml:space="preserve">L → A → Y</w:t>
+            </w:r>
+            <w:r>
+              <w:br/>
+            </w:r>
+            <w:r>
+              <w:rPr>
+                <w:rStyle w:val="VerbatimChar"/>
+              </w:rPr>
+              <w:t xml:space="preserve">L → Y</w:t>
+            </w:r>
+          </w:p>
+          <w:p>
+            <w:pPr>
+              <w:pStyle w:val="FirstParagraph"/>
+            </w:pPr>
+            <w:r>
+              <w:rPr>
+                <w:b/>
+                <w:bCs/>
+              </w:rPr>
+              <w:t xml:space="preserve">Backdoor path</w:t>
+            </w:r>
+            <w:r>
+              <w:t xml:space="preserve">:</w:t>
+            </w:r>
+            <w:r>
+              <w:t xml:space="preserve"> </w:t>
+            </w:r>
+            <m:oMath>
+              <m:r>
+                <m:t>A</m:t>
+              </m:r>
+              <m:r>
+                <m:rPr>
+                  <m:sty m:val="p"/>
+                </m:rPr>
+                <m:t>←</m:t>
+              </m:r>
+              <m:r>
+                <m:t>L</m:t>
+              </m:r>
+              <m:r>
+                <m:rPr>
+                  <m:sty m:val="p"/>
+                </m:rPr>
+                <m:t>→</m:t>
+              </m:r>
+              <m:r>
+                <m:t>Y</m:t>
+              </m:r>
+            </m:oMath>
+            <w:r>
+              <w:t xml:space="preserve"> </w:t>
+            </w:r>
+            <w:r>
+              <w:rPr>
+                <w:b/>
+                <w:bCs/>
+              </w:rPr>
+              <w:t xml:space="preserve">Confounders</w:t>
+            </w:r>
+            <w:r>
+              <w:t xml:space="preserve">:</w:t>
+            </w:r>
+            <w:r>
+              <w:t xml:space="preserve"> </w:t>
+            </w:r>
+            <m:oMath>
+              <m:r>
+                <m:t>L</m:t>
+              </m:r>
+            </m:oMath>
+            <w:r>
+              <w:t xml:space="preserve"> </w:t>
+            </w:r>
+            <w:r>
+              <w:rPr>
+                <w:b/>
+                <w:bCs/>
+              </w:rPr>
+              <w:t xml:space="preserve">Solution</w:t>
+            </w:r>
+            <w:r>
+              <w:t xml:space="preserve">: Adjust for</w:t>
+            </w:r>
+            <w:r>
+              <w:t xml:space="preserve"> </w:t>
+            </w:r>
+            <m:oMath>
+              <m:r>
+                <m:t>L</m:t>
+              </m:r>
+            </m:oMath>
+          </w:p>
+          <w:p>
+            <w:pPr>
+              <w:pStyle w:val="BodyText"/>
+            </w:pPr>
+            <w:r>
+              <w:rPr>
+                <w:b/>
+                <w:bCs/>
+              </w:rPr>
+              <w:t xml:space="preserve">Diagram 2</w:t>
+            </w:r>
+            <w:r>
+              <w:t xml:space="preserve">:</w:t>
+            </w:r>
+          </w:p>
+          <w:p>
+            <w:pPr>
+              <w:pStyle w:val="SourceCode"/>
+            </w:pPr>
+            <w:r>
+              <w:rPr>
+                <w:rStyle w:val="VerbatimChar"/>
+              </w:rPr>
+              <w:t xml:space="preserve">U → L → A → Y</w:t>
+            </w:r>
+            <w:r>
+              <w:br/>
+            </w:r>
+            <w:r>
+              <w:rPr>
+                <w:rStyle w:val="VerbatimChar"/>
+              </w:rPr>
+              <w:t xml:space="preserve">      L → Y</w:t>
+            </w:r>
+          </w:p>
+          <w:p>
+            <w:pPr>
+              <w:pStyle w:val="FirstParagraph"/>
+            </w:pPr>
+            <w:r>
+              <w:rPr>
+                <w:b/>
+                <w:bCs/>
+              </w:rPr>
+              <w:t xml:space="preserve">Backdoor paths</w:t>
+            </w:r>
+            <w:r>
+              <w:t xml:space="preserve">:</w:t>
+            </w:r>
+            <w:r>
+              <w:t xml:space="preserve"> </w:t>
+            </w:r>
+            <m:oMath>
+              <m:r>
+                <m:t>A</m:t>
+              </m:r>
+              <m:r>
+                <m:rPr>
+                  <m:sty m:val="p"/>
+                </m:rPr>
+                <m:t>←</m:t>
+              </m:r>
+              <m:r>
+                <m:t>L</m:t>
+              </m:r>
+              <m:r>
+                <m:rPr>
+                  <m:sty m:val="p"/>
+                </m:rPr>
+                <m:t>→</m:t>
+              </m:r>
+              <m:r>
+                <m:t>Y</m:t>
+              </m:r>
+            </m:oMath>
+            <w:r>
+              <w:t xml:space="preserve">,</w:t>
+            </w:r>
+            <w:r>
+              <w:t xml:space="preserve"> </w:t>
+            </w:r>
+            <m:oMath>
+              <m:r>
+                <m:t>A</m:t>
+              </m:r>
+              <m:r>
+                <m:rPr>
+                  <m:sty m:val="p"/>
+                </m:rPr>
+                <m:t>←</m:t>
+              </m:r>
+              <m:r>
+                <m:t>L</m:t>
+              </m:r>
+              <m:r>
+                <m:rPr>
+                  <m:sty m:val="p"/>
+                </m:rPr>
+                <m:t>←</m:t>
+              </m:r>
+              <m:r>
+                <m:t>U</m:t>
+              </m:r>
+              <m:r>
+                <m:rPr>
+                  <m:sty m:val="p"/>
+                </m:rPr>
+                <m:t>→</m:t>
+              </m:r>
+              <m:r>
+                <m:t>Y</m:t>
+              </m:r>
+            </m:oMath>
+            <w:r>
+              <w:t xml:space="preserve"> </w:t>
+            </w:r>
+            <w:r>
+              <w:t xml:space="preserve">(if U causes Y)</w:t>
+            </w:r>
+            <w:r>
+              <w:t xml:space="preserve"> </w:t>
+            </w:r>
+            <w:r>
+              <w:rPr>
+                <w:b/>
+                <w:bCs/>
+              </w:rPr>
+              <w:t xml:space="preserve">Confounders</w:t>
+            </w:r>
+            <w:r>
+              <w:t xml:space="preserve">:</w:t>
+            </w:r>
+            <w:r>
+              <w:t xml:space="preserve"> </w:t>
+            </w:r>
+            <m:oMath>
+              <m:r>
+                <m:t>L</m:t>
+              </m:r>
+            </m:oMath>
+            <w:r>
+              <w:t xml:space="preserve"> </w:t>
+            </w:r>
+            <w:r>
+              <w:t xml:space="preserve">(and</w:t>
+            </w:r>
+            <w:r>
+              <w:t xml:space="preserve"> </w:t>
+            </w:r>
+            <m:oMath>
+              <m:r>
+                <m:t>U</m:t>
+              </m:r>
+            </m:oMath>
+            <w:r>
+              <w:t xml:space="preserve"> </w:t>
+            </w:r>
+            <w:r>
+              <w:t xml:space="preserve">if it affects</w:t>
+            </w:r>
+            <w:r>
+              <w:t xml:space="preserve"> </w:t>
+            </w:r>
+            <m:oMath>
+              <m:r>
+                <m:t>Y</m:t>
+              </m:r>
+            </m:oMath>
+            <w:r>
+              <w:t xml:space="preserve">)</w:t>
+            </w:r>
+            <w:r>
+              <w:t xml:space="preserve"> </w:t>
+            </w:r>
+            <w:r>
+              <w:rPr>
+                <w:b/>
+                <w:bCs/>
+              </w:rPr>
+              <w:t xml:space="preserve">Solution</w:t>
+            </w:r>
+            <w:r>
+              <w:t xml:space="preserve">: Adjust for</w:t>
+            </w:r>
+            <w:r>
+              <w:t xml:space="preserve"> </w:t>
+            </w:r>
+            <m:oMath>
+              <m:r>
+                <m:t>L</m:t>
+              </m:r>
+            </m:oMath>
+            <w:r>
+              <w:t xml:space="preserve"> </w:t>
+            </w:r>
+            <w:r>
+              <w:t xml:space="preserve">(and</w:t>
+            </w:r>
+            <w:r>
+              <w:t xml:space="preserve"> </w:t>
+            </w:r>
+            <m:oMath>
+              <m:r>
+                <m:t>U</m:t>
+              </m:r>
+            </m:oMath>
+            <w:r>
+              <w:t xml:space="preserve"> </w:t>
+            </w:r>
+            <w:r>
+              <w:t xml:space="preserve">if measured)</w:t>
+            </w:r>
+          </w:p>
+          <w:p>
+            <w:pPr>
+              <w:pStyle w:val="BodyText"/>
+            </w:pPr>
+            <w:r>
+              <w:rPr>
+                <w:b/>
+                <w:bCs/>
+              </w:rPr>
+              <w:t xml:space="preserve">Diagram 3</w:t>
+            </w:r>
+            <w:r>
+              <w:t xml:space="preserve">:</w:t>
+            </w:r>
+          </w:p>
+          <w:p>
+            <w:pPr>
+              <w:pStyle w:val="SourceCode"/>
+            </w:pPr>
+            <w:r>
+              <w:rPr>
+                <w:rStyle w:val="VerbatimChar"/>
+              </w:rPr>
+              <w:t xml:space="preserve">A → M → Y</w:t>
+            </w:r>
+            <w:r>
+              <w:br/>
+            </w:r>
+            <w:r>
+              <w:rPr>
+                <w:rStyle w:val="VerbatimChar"/>
+              </w:rPr>
+              <w:t xml:space="preserve">L → A</w:t>
+            </w:r>
+            <w:r>
+              <w:br/>
+            </w:r>
+            <w:r>
+              <w:rPr>
+                <w:rStyle w:val="VerbatimChar"/>
+              </w:rPr>
+              <w:t xml:space="preserve">L → Y</w:t>
+            </w:r>
+          </w:p>
+          <w:p>
+            <w:pPr>
+              <w:pStyle w:val="FirstParagraph"/>
+            </w:pPr>
+            <w:r>
+              <w:rPr>
+                <w:b/>
+                <w:bCs/>
+              </w:rPr>
+              <w:t xml:space="preserve">Backdoor path</w:t>
+            </w:r>
+            <w:r>
+              <w:t xml:space="preserve">:</w:t>
+            </w:r>
+            <w:r>
+              <w:t xml:space="preserve"> </w:t>
+            </w:r>
+            <m:oMath>
+              <m:r>
+                <m:t>A</m:t>
+              </m:r>
+              <m:r>
+                <m:rPr>
+                  <m:sty m:val="p"/>
+                </m:rPr>
+                <m:t>←</m:t>
+              </m:r>
+              <m:r>
+                <m:t>L</m:t>
+              </m:r>
+              <m:r>
+                <m:rPr>
+                  <m:sty m:val="p"/>
+                </m:rPr>
+                <m:t>→</m:t>
+              </m:r>
+              <m:r>
+                <m:t>Y</m:t>
+              </m:r>
+            </m:oMath>
+            <w:r>
+              <w:t xml:space="preserve"> </w:t>
+            </w:r>
+            <w:r>
+              <w:rPr>
+                <w:b/>
+                <w:bCs/>
+              </w:rPr>
+              <w:t xml:space="preserve">Confounders</w:t>
+            </w:r>
+            <w:r>
+              <w:t xml:space="preserve">:</w:t>
+            </w:r>
+            <w:r>
+              <w:t xml:space="preserve"> </w:t>
+            </w:r>
+            <m:oMath>
+              <m:r>
+                <m:t>L</m:t>
+              </m:r>
+            </m:oMath>
+            <w:r>
+              <w:t xml:space="preserve"> </w:t>
+            </w:r>
+            <w:r>
+              <w:rPr>
+                <w:b/>
+                <w:bCs/>
+              </w:rPr>
+              <w:t xml:space="preserve">Do NOT adjust for</w:t>
+            </w:r>
+            <w:r>
+              <w:rPr>
+                <w:b/>
+                <w:bCs/>
+              </w:rPr>
+              <w:t xml:space="preserve"> </w:t>
+            </w:r>
+            <m:oMath>
+              <m:r>
+                <m:t>M</m:t>
+              </m:r>
+            </m:oMath>
+            <w:r>
+              <w:t xml:space="preserve">:</w:t>
+            </w:r>
+            <w:r>
+              <w:t xml:space="preserve"> </w:t>
+            </w:r>
+            <m:oMath>
+              <m:r>
+                <m:t>M</m:t>
+              </m:r>
+            </m:oMath>
+            <w:r>
+              <w:t xml:space="preserve"> </w:t>
+            </w:r>
+            <w:r>
+              <w:t xml:space="preserve">is a mediator (on the causal path), not a confounder</w:t>
+            </w:r>
+          </w:p>
+          <w:bookmarkEnd w:id="16"/>
+        </w:tc>
+      </w:tr>
+    </w:tbl>
     <w:p>
       <w:pPr>
         <w:pStyle w:val="BodyText"/>
@@ -3914,427 +4025,464 @@
         </m:r>
       </m:oMath>
     </w:p>
-    <w:bookmarkStart w:id="24" w:name="exm-adjustment-methods"/>
-    <w:p>
-      <w:pPr>
-        <w:pStyle w:val="FirstParagraph"/>
-      </w:pPr>
-      <w:r>
-        <w:rPr>
-          <w:b/>
-          <w:bCs/>
-        </w:rPr>
-        <w:t xml:space="preserve">Example 3 (Comparing Adjustment Methods)</w:t>
-      </w:r>
-      <w:r>
-        <w:t xml:space="preserve"> </w:t>
-      </w:r>
-      <w:r>
-        <w:rPr>
-          <w:b/>
-          <w:bCs/>
-        </w:rPr>
-        <w:t xml:space="preserve">Data</w:t>
-      </w:r>
-      <w:r>
-        <w:t xml:space="preserve">: Effect of smoking (</w:t>
-      </w:r>
-      <m:oMath>
-        <m:r>
-          <m:t>A</m:t>
-        </m:r>
-      </m:oMath>
-      <w:r>
-        <w:t xml:space="preserve">) on lung cancer (</w:t>
-      </w:r>
-      <m:oMath>
-        <m:r>
-          <m:t>Y</m:t>
-        </m:r>
-      </m:oMath>
-      <w:r>
-        <w:t xml:space="preserve">), adjusting for age (</w:t>
-      </w:r>
-      <m:oMath>
-        <m:r>
-          <m:t>L</m:t>
-        </m:r>
-      </m:oMath>
-      <w:r>
-        <w:t xml:space="preserve">)</w:t>
-      </w:r>
-    </w:p>
-    <w:p>
-      <w:pPr>
-        <w:pStyle w:val="BodyText"/>
-      </w:pPr>
-      <w:r>
-        <w:rPr>
-          <w:b/>
-          <w:bCs/>
-        </w:rPr>
-        <w:t xml:space="preserve">Stratification</w:t>
-      </w:r>
-      <w:r>
-        <w:t xml:space="preserve">:</w:t>
-      </w:r>
-    </w:p>
-    <w:p>
-      <w:pPr>
-        <w:pStyle w:val="Compact"/>
-        <w:numPr>
-          <w:ilvl w:val="0"/>
-          <w:numId w:val="1020"/>
-        </w:numPr>
-      </w:pPr>
-      <w:r>
-        <w:t xml:space="preserve">Estimate effect separately for age = 40, 50, 60, 70</w:t>
-      </w:r>
-    </w:p>
-    <w:p>
-      <w:pPr>
-        <w:pStyle w:val="Compact"/>
-        <w:numPr>
-          <w:ilvl w:val="0"/>
-          <w:numId w:val="1020"/>
-        </w:numPr>
-      </w:pPr>
-      <w:r>
-        <w:t xml:space="preserve">Combine using weighted average</w:t>
-      </w:r>
-    </w:p>
-    <w:p>
-      <w:pPr>
-        <w:pStyle w:val="FirstParagraph"/>
-      </w:pPr>
-      <w:r>
-        <w:rPr>
-          <w:b/>
-          <w:bCs/>
-        </w:rPr>
-        <w:t xml:space="preserve">Regression</w:t>
-      </w:r>
-      <w:r>
-        <w:t xml:space="preserve">:</w:t>
-      </w:r>
-    </w:p>
-    <w:p>
-      <w:pPr>
-        <w:pStyle w:val="SourceCode"/>
-      </w:pPr>
-      <w:r>
-        <w:rPr>
-          <w:rStyle w:val="FunctionTok"/>
-        </w:rPr>
-        <w:t xml:space="preserve">glm</w:t>
-      </w:r>
-      <w:r>
-        <w:rPr>
-          <w:rStyle w:val="NormalTok"/>
-        </w:rPr>
-        <w:t xml:space="preserve">(Y </w:t>
-      </w:r>
-      <w:r>
-        <w:rPr>
-          <w:rStyle w:val="SpecialCharTok"/>
-        </w:rPr>
-        <w:t xml:space="preserve">~</w:t>
-      </w:r>
-      <w:r>
-        <w:rPr>
-          <w:rStyle w:val="NormalTok"/>
-        </w:rPr>
-        <w:t xml:space="preserve"> A </w:t>
-      </w:r>
-      <w:r>
-        <w:rPr>
-          <w:rStyle w:val="SpecialCharTok"/>
-        </w:rPr>
-        <w:t xml:space="preserve">+</w:t>
-      </w:r>
-      <w:r>
-        <w:rPr>
-          <w:rStyle w:val="NormalTok"/>
-        </w:rPr>
-        <w:t xml:space="preserve"> L, </w:t>
-      </w:r>
-      <w:r>
-        <w:rPr>
-          <w:rStyle w:val="AttributeTok"/>
-        </w:rPr>
-        <w:t xml:space="preserve">family =</w:t>
-      </w:r>
-      <w:r>
-        <w:rPr>
-          <w:rStyle w:val="NormalTok"/>
-        </w:rPr>
-        <w:t xml:space="preserve"> </w:t>
-      </w:r>
-      <w:r>
-        <w:rPr>
-          <w:rStyle w:val="FunctionTok"/>
-        </w:rPr>
-        <w:t xml:space="preserve">binomial</w:t>
-      </w:r>
-      <w:r>
-        <w:rPr>
-          <w:rStyle w:val="NormalTok"/>
-        </w:rPr>
-        <w:t xml:space="preserve">())</w:t>
-      </w:r>
-    </w:p>
-    <w:p>
-      <w:pPr>
-        <w:pStyle w:val="FirstParagraph"/>
-      </w:pPr>
-      <w:r>
-        <w:rPr>
-          <w:b/>
-          <w:bCs/>
-        </w:rPr>
-        <w:t xml:space="preserve">IP weighting</w:t>
-      </w:r>
-      <w:r>
-        <w:t xml:space="preserve"> </w:t>
-      </w:r>
-      <w:r>
-        <w:t xml:space="preserve">(Chapter 12):</w:t>
-      </w:r>
-    </w:p>
-    <w:p>
-      <w:pPr>
-        <w:pStyle w:val="SourceCode"/>
-      </w:pPr>
-      <w:r>
-        <w:rPr>
-          <w:rStyle w:val="NormalTok"/>
-        </w:rPr>
-        <w:t xml:space="preserve">weight </w:t>
-      </w:r>
-      <w:r>
-        <w:rPr>
-          <w:rStyle w:val="OtherTok"/>
-        </w:rPr>
-        <w:t xml:space="preserve">&lt;-</w:t>
-      </w:r>
-      <w:r>
-        <w:rPr>
-          <w:rStyle w:val="NormalTok"/>
-        </w:rPr>
-        <w:t xml:space="preserve"> </w:t>
-      </w:r>
-      <w:r>
-        <w:rPr>
-          <w:rStyle w:val="DecValTok"/>
-        </w:rPr>
-        <w:t xml:space="preserve">1</w:t>
-      </w:r>
-      <w:r>
-        <w:rPr>
-          <w:rStyle w:val="NormalTok"/>
-        </w:rPr>
-        <w:t xml:space="preserve"> </w:t>
-      </w:r>
-      <w:r>
-        <w:rPr>
-          <w:rStyle w:val="SpecialCharTok"/>
-        </w:rPr>
-        <w:t xml:space="preserve">/</w:t>
-      </w:r>
-      <w:r>
-        <w:rPr>
-          <w:rStyle w:val="NormalTok"/>
-        </w:rPr>
-        <w:t xml:space="preserve"> </w:t>
-      </w:r>
-      <w:r>
-        <w:rPr>
-          <w:rStyle w:val="FunctionTok"/>
-        </w:rPr>
-        <w:t xml:space="preserve">predict</w:t>
-      </w:r>
-      <w:r>
-        <w:rPr>
-          <w:rStyle w:val="NormalTok"/>
-        </w:rPr>
-        <w:t xml:space="preserve">(</w:t>
-      </w:r>
-      <w:r>
-        <w:rPr>
-          <w:rStyle w:val="FunctionTok"/>
-        </w:rPr>
-        <w:t xml:space="preserve">glm</w:t>
-      </w:r>
-      <w:r>
-        <w:rPr>
-          <w:rStyle w:val="NormalTok"/>
-        </w:rPr>
-        <w:t xml:space="preserve">(A </w:t>
-      </w:r>
-      <w:r>
-        <w:rPr>
-          <w:rStyle w:val="SpecialCharTok"/>
-        </w:rPr>
-        <w:t xml:space="preserve">~</w:t>
-      </w:r>
-      <w:r>
-        <w:rPr>
-          <w:rStyle w:val="NormalTok"/>
-        </w:rPr>
-        <w:t xml:space="preserve"> L, </w:t>
-      </w:r>
-      <w:r>
-        <w:rPr>
-          <w:rStyle w:val="AttributeTok"/>
-        </w:rPr>
-        <w:t xml:space="preserve">family =</w:t>
-      </w:r>
-      <w:r>
-        <w:rPr>
-          <w:rStyle w:val="NormalTok"/>
-        </w:rPr>
-        <w:t xml:space="preserve"> </w:t>
-      </w:r>
-      <w:r>
-        <w:rPr>
-          <w:rStyle w:val="FunctionTok"/>
-        </w:rPr>
-        <w:t xml:space="preserve">binomial</w:t>
-      </w:r>
-      <w:r>
-        <w:rPr>
-          <w:rStyle w:val="NormalTok"/>
-        </w:rPr>
-        <w:t xml:space="preserve">()), </w:t>
-      </w:r>
-      <w:r>
-        <w:rPr>
-          <w:rStyle w:val="AttributeTok"/>
-        </w:rPr>
-        <w:t xml:space="preserve">type =</w:t>
-      </w:r>
-      <w:r>
-        <w:rPr>
-          <w:rStyle w:val="NormalTok"/>
-        </w:rPr>
-        <w:t xml:space="preserve"> </w:t>
-      </w:r>
-      <w:r>
-        <w:rPr>
-          <w:rStyle w:val="StringTok"/>
-        </w:rPr>
-        <w:t xml:space="preserve">"response"</w:t>
-      </w:r>
-      <w:r>
-        <w:rPr>
-          <w:rStyle w:val="NormalTok"/>
-        </w:rPr>
-        <w:t xml:space="preserve">)</w:t>
-      </w:r>
-      <w:r>
-        <w:br/>
-      </w:r>
-      <w:r>
-        <w:rPr>
-          <w:rStyle w:val="FunctionTok"/>
-        </w:rPr>
-        <w:t xml:space="preserve">glm</w:t>
-      </w:r>
-      <w:r>
-        <w:rPr>
-          <w:rStyle w:val="NormalTok"/>
-        </w:rPr>
-        <w:t xml:space="preserve">(Y </w:t>
-      </w:r>
-      <w:r>
-        <w:rPr>
-          <w:rStyle w:val="SpecialCharTok"/>
-        </w:rPr>
-        <w:t xml:space="preserve">~</w:t>
-      </w:r>
-      <w:r>
-        <w:rPr>
-          <w:rStyle w:val="NormalTok"/>
-        </w:rPr>
-        <w:t xml:space="preserve"> A, </w:t>
-      </w:r>
-      <w:r>
-        <w:rPr>
-          <w:rStyle w:val="AttributeTok"/>
-        </w:rPr>
-        <w:t xml:space="preserve">weights =</w:t>
-      </w:r>
-      <w:r>
-        <w:rPr>
-          <w:rStyle w:val="NormalTok"/>
-        </w:rPr>
-        <w:t xml:space="preserve"> weight, </w:t>
-      </w:r>
-      <w:r>
-        <w:rPr>
-          <w:rStyle w:val="AttributeTok"/>
-        </w:rPr>
-        <w:t xml:space="preserve">family =</w:t>
-      </w:r>
-      <w:r>
-        <w:rPr>
-          <w:rStyle w:val="NormalTok"/>
-        </w:rPr>
-        <w:t xml:space="preserve"> </w:t>
-      </w:r>
-      <w:r>
-        <w:rPr>
-          <w:rStyle w:val="FunctionTok"/>
-        </w:rPr>
-        <w:t xml:space="preserve">binomial</w:t>
-      </w:r>
-      <w:r>
-        <w:rPr>
-          <w:rStyle w:val="NormalTok"/>
-        </w:rPr>
-        <w:t xml:space="preserve">())</w:t>
-      </w:r>
-    </w:p>
-    <w:p>
-      <w:pPr>
-        <w:pStyle w:val="FirstParagraph"/>
-      </w:pPr>
-      <w:r>
-        <w:rPr>
-          <w:b/>
-          <w:bCs/>
-        </w:rPr>
-        <w:t xml:space="preserve">Matching</w:t>
-      </w:r>
-      <w:r>
-        <w:t xml:space="preserve">:</w:t>
-      </w:r>
-    </w:p>
-    <w:p>
-      <w:pPr>
-        <w:pStyle w:val="Compact"/>
-        <w:numPr>
-          <w:ilvl w:val="0"/>
-          <w:numId w:val="1021"/>
-        </w:numPr>
-      </w:pPr>
-      <w:r>
-        <w:t xml:space="preserve">For each smoker, find non-smoker of same age</w:t>
-      </w:r>
-    </w:p>
-    <w:p>
-      <w:pPr>
-        <w:pStyle w:val="Compact"/>
-        <w:numPr>
-          <w:ilvl w:val="0"/>
-          <w:numId w:val="1021"/>
-        </w:numPr>
-      </w:pPr>
-      <w:r>
-        <w:t xml:space="preserve">Compare outcomes</w:t>
-      </w:r>
-    </w:p>
-    <w:bookmarkEnd w:id="24"/>
+    <w:tbl>
+      <w:tblPr>
+        <w:tblStyle w:val="Table"/>
+        <w:tblInd w:w="164" w:type="dxa"/>
+        <w:tblBorders>
+          <w:left w:val="single" w:sz="24" w:space="0" w:color="909090"/>
+        </w:tblBorders>
+        <w:tblCellMar>
+          <w:left w:w="0" w:type="dxa"/>
+          <w:right w:w="0" w:type="dxa"/>
+        </w:tblCellMar>
+        <w:tblLook w:firstRow="0" w:lastRow="0" w:firstColumn="0" w:lastColumn="0" w:noHBand="0" w:noVBand="0" w:val="0000"/>
+      </w:tblPr>
+      <w:tblGrid>
+        <w:gridCol w:w="7920"/>
+      </w:tblGrid>
+      <w:tr>
+        <w:trPr>
+          <w:cantSplit/>
+        </w:trPr>
+        <w:tc>
+          <w:tcPr>
+            <w:tcMar>
+              <w:left w:w="144" w:type="dxa"/>
+            </w:tcMar>
+          </w:tcPr>
+          <w:p>
+            <w:pPr>
+              <w:pStyle w:val="FirstParagraph"/>
+            </w:pPr>
+            <w:pPr>
+              <w:spacing w:before="16" w:after="64"/>
+            </w:pPr>
+          </w:p>
+          <w:bookmarkStart w:id="24" w:name="exm-adjustment-methods"/>
+          <w:p>
+            <w:pPr>
+              <w:pStyle w:val="BodyText"/>
+            </w:pPr>
+            <w:r>
+              <w:rPr>
+                <w:b/>
+                <w:bCs/>
+              </w:rPr>
+              <w:t xml:space="preserve">Example 3 (Comparing Adjustment Methods)</w:t>
+            </w:r>
+            <w:r>
+              <w:t xml:space="preserve"> </w:t>
+            </w:r>
+            <w:r>
+              <w:rPr>
+                <w:b/>
+                <w:bCs/>
+              </w:rPr>
+              <w:t xml:space="preserve">Data</w:t>
+            </w:r>
+            <w:r>
+              <w:t xml:space="preserve">: Effect of smoking (</w:t>
+            </w:r>
+            <m:oMath>
+              <m:r>
+                <m:t>A</m:t>
+              </m:r>
+            </m:oMath>
+            <w:r>
+              <w:t xml:space="preserve">) on lung cancer (</w:t>
+            </w:r>
+            <m:oMath>
+              <m:r>
+                <m:t>Y</m:t>
+              </m:r>
+            </m:oMath>
+            <w:r>
+              <w:t xml:space="preserve">), adjusting for age (</w:t>
+            </w:r>
+            <m:oMath>
+              <m:r>
+                <m:t>L</m:t>
+              </m:r>
+            </m:oMath>
+            <w:r>
+              <w:t xml:space="preserve">)</w:t>
+            </w:r>
+          </w:p>
+          <w:p>
+            <w:pPr>
+              <w:pStyle w:val="BodyText"/>
+            </w:pPr>
+            <w:r>
+              <w:rPr>
+                <w:b/>
+                <w:bCs/>
+              </w:rPr>
+              <w:t xml:space="preserve">Stratification</w:t>
+            </w:r>
+            <w:r>
+              <w:t xml:space="preserve">:</w:t>
+            </w:r>
+          </w:p>
+          <w:p>
+            <w:pPr>
+              <w:pStyle w:val="Compact"/>
+              <w:numPr>
+                <w:ilvl w:val="0"/>
+                <w:numId w:val="1020"/>
+              </w:numPr>
+            </w:pPr>
+            <w:r>
+              <w:t xml:space="preserve">Estimate effect separately for age = 40, 50, 60, 70</w:t>
+            </w:r>
+          </w:p>
+          <w:p>
+            <w:pPr>
+              <w:pStyle w:val="Compact"/>
+              <w:numPr>
+                <w:ilvl w:val="0"/>
+                <w:numId w:val="1020"/>
+              </w:numPr>
+            </w:pPr>
+            <w:r>
+              <w:t xml:space="preserve">Combine using weighted average</w:t>
+            </w:r>
+          </w:p>
+          <w:p>
+            <w:pPr>
+              <w:pStyle w:val="FirstParagraph"/>
+            </w:pPr>
+            <w:r>
+              <w:rPr>
+                <w:b/>
+                <w:bCs/>
+              </w:rPr>
+              <w:t xml:space="preserve">Regression</w:t>
+            </w:r>
+            <w:r>
+              <w:t xml:space="preserve">:</w:t>
+            </w:r>
+          </w:p>
+          <w:p>
+            <w:pPr>
+              <w:pStyle w:val="SourceCode"/>
+            </w:pPr>
+            <w:r>
+              <w:rPr>
+                <w:rStyle w:val="FunctionTok"/>
+              </w:rPr>
+              <w:t xml:space="preserve">glm</w:t>
+            </w:r>
+            <w:r>
+              <w:rPr>
+                <w:rStyle w:val="NormalTok"/>
+              </w:rPr>
+              <w:t xml:space="preserve">(Y </w:t>
+            </w:r>
+            <w:r>
+              <w:rPr>
+                <w:rStyle w:val="SpecialCharTok"/>
+              </w:rPr>
+              <w:t xml:space="preserve">~</w:t>
+            </w:r>
+            <w:r>
+              <w:rPr>
+                <w:rStyle w:val="NormalTok"/>
+              </w:rPr>
+              <w:t xml:space="preserve"> A </w:t>
+            </w:r>
+            <w:r>
+              <w:rPr>
+                <w:rStyle w:val="SpecialCharTok"/>
+              </w:rPr>
+              <w:t xml:space="preserve">+</w:t>
+            </w:r>
+            <w:r>
+              <w:rPr>
+                <w:rStyle w:val="NormalTok"/>
+              </w:rPr>
+              <w:t xml:space="preserve"> L, </w:t>
+            </w:r>
+            <w:r>
+              <w:rPr>
+                <w:rStyle w:val="AttributeTok"/>
+              </w:rPr>
+              <w:t xml:space="preserve">family =</w:t>
+            </w:r>
+            <w:r>
+              <w:rPr>
+                <w:rStyle w:val="NormalTok"/>
+              </w:rPr>
+              <w:t xml:space="preserve"> </w:t>
+            </w:r>
+            <w:r>
+              <w:rPr>
+                <w:rStyle w:val="FunctionTok"/>
+              </w:rPr>
+              <w:t xml:space="preserve">binomial</w:t>
+            </w:r>
+            <w:r>
+              <w:rPr>
+                <w:rStyle w:val="NormalTok"/>
+              </w:rPr>
+              <w:t xml:space="preserve">())</w:t>
+            </w:r>
+          </w:p>
+          <w:p>
+            <w:pPr>
+              <w:pStyle w:val="FirstParagraph"/>
+            </w:pPr>
+            <w:r>
+              <w:rPr>
+                <w:b/>
+                <w:bCs/>
+              </w:rPr>
+              <w:t xml:space="preserve">IP weighting</w:t>
+            </w:r>
+            <w:r>
+              <w:t xml:space="preserve"> </w:t>
+            </w:r>
+            <w:r>
+              <w:t xml:space="preserve">(Chapter 12):</w:t>
+            </w:r>
+          </w:p>
+          <w:p>
+            <w:pPr>
+              <w:pStyle w:val="SourceCode"/>
+            </w:pPr>
+            <w:r>
+              <w:rPr>
+                <w:rStyle w:val="NormalTok"/>
+              </w:rPr>
+              <w:t xml:space="preserve">weight </w:t>
+            </w:r>
+            <w:r>
+              <w:rPr>
+                <w:rStyle w:val="OtherTok"/>
+              </w:rPr>
+              <w:t xml:space="preserve">&lt;-</w:t>
+            </w:r>
+            <w:r>
+              <w:rPr>
+                <w:rStyle w:val="NormalTok"/>
+              </w:rPr>
+              <w:t xml:space="preserve"> </w:t>
+            </w:r>
+            <w:r>
+              <w:rPr>
+                <w:rStyle w:val="DecValTok"/>
+              </w:rPr>
+              <w:t xml:space="preserve">1</w:t>
+            </w:r>
+            <w:r>
+              <w:rPr>
+                <w:rStyle w:val="NormalTok"/>
+              </w:rPr>
+              <w:t xml:space="preserve"> </w:t>
+            </w:r>
+            <w:r>
+              <w:rPr>
+                <w:rStyle w:val="SpecialCharTok"/>
+              </w:rPr>
+              <w:t xml:space="preserve">/</w:t>
+            </w:r>
+            <w:r>
+              <w:rPr>
+                <w:rStyle w:val="NormalTok"/>
+              </w:rPr>
+              <w:t xml:space="preserve"> </w:t>
+            </w:r>
+            <w:r>
+              <w:rPr>
+                <w:rStyle w:val="FunctionTok"/>
+              </w:rPr>
+              <w:t xml:space="preserve">predict</w:t>
+            </w:r>
+            <w:r>
+              <w:rPr>
+                <w:rStyle w:val="NormalTok"/>
+              </w:rPr>
+              <w:t xml:space="preserve">(</w:t>
+            </w:r>
+            <w:r>
+              <w:rPr>
+                <w:rStyle w:val="FunctionTok"/>
+              </w:rPr>
+              <w:t xml:space="preserve">glm</w:t>
+            </w:r>
+            <w:r>
+              <w:rPr>
+                <w:rStyle w:val="NormalTok"/>
+              </w:rPr>
+              <w:t xml:space="preserve">(A </w:t>
+            </w:r>
+            <w:r>
+              <w:rPr>
+                <w:rStyle w:val="SpecialCharTok"/>
+              </w:rPr>
+              <w:t xml:space="preserve">~</w:t>
+            </w:r>
+            <w:r>
+              <w:rPr>
+                <w:rStyle w:val="NormalTok"/>
+              </w:rPr>
+              <w:t xml:space="preserve"> L, </w:t>
+            </w:r>
+            <w:r>
+              <w:rPr>
+                <w:rStyle w:val="AttributeTok"/>
+              </w:rPr>
+              <w:t xml:space="preserve">family =</w:t>
+            </w:r>
+            <w:r>
+              <w:rPr>
+                <w:rStyle w:val="NormalTok"/>
+              </w:rPr>
+              <w:t xml:space="preserve"> </w:t>
+            </w:r>
+            <w:r>
+              <w:rPr>
+                <w:rStyle w:val="FunctionTok"/>
+              </w:rPr>
+              <w:t xml:space="preserve">binomial</w:t>
+            </w:r>
+            <w:r>
+              <w:rPr>
+                <w:rStyle w:val="NormalTok"/>
+              </w:rPr>
+              <w:t xml:space="preserve">()), </w:t>
+            </w:r>
+            <w:r>
+              <w:rPr>
+                <w:rStyle w:val="AttributeTok"/>
+              </w:rPr>
+              <w:t xml:space="preserve">type =</w:t>
+            </w:r>
+            <w:r>
+              <w:rPr>
+                <w:rStyle w:val="NormalTok"/>
+              </w:rPr>
+              <w:t xml:space="preserve"> </w:t>
+            </w:r>
+            <w:r>
+              <w:rPr>
+                <w:rStyle w:val="StringTok"/>
+              </w:rPr>
+              <w:t xml:space="preserve">"response"</w:t>
+            </w:r>
+            <w:r>
+              <w:rPr>
+                <w:rStyle w:val="NormalTok"/>
+              </w:rPr>
+              <w:t xml:space="preserve">)</w:t>
+            </w:r>
+            <w:r>
+              <w:br/>
+            </w:r>
+            <w:r>
+              <w:rPr>
+                <w:rStyle w:val="FunctionTok"/>
+              </w:rPr>
+              <w:t xml:space="preserve">glm</w:t>
+            </w:r>
+            <w:r>
+              <w:rPr>
+                <w:rStyle w:val="NormalTok"/>
+              </w:rPr>
+              <w:t xml:space="preserve">(Y </w:t>
+            </w:r>
+            <w:r>
+              <w:rPr>
+                <w:rStyle w:val="SpecialCharTok"/>
+              </w:rPr>
+              <w:t xml:space="preserve">~</w:t>
+            </w:r>
+            <w:r>
+              <w:rPr>
+                <w:rStyle w:val="NormalTok"/>
+              </w:rPr>
+              <w:t xml:space="preserve"> A, </w:t>
+            </w:r>
+            <w:r>
+              <w:rPr>
+                <w:rStyle w:val="AttributeTok"/>
+              </w:rPr>
+              <w:t xml:space="preserve">weights =</w:t>
+            </w:r>
+            <w:r>
+              <w:rPr>
+                <w:rStyle w:val="NormalTok"/>
+              </w:rPr>
+              <w:t xml:space="preserve"> weight, </w:t>
+            </w:r>
+            <w:r>
+              <w:rPr>
+                <w:rStyle w:val="AttributeTok"/>
+              </w:rPr>
+              <w:t xml:space="preserve">family =</w:t>
+            </w:r>
+            <w:r>
+              <w:rPr>
+                <w:rStyle w:val="NormalTok"/>
+              </w:rPr>
+              <w:t xml:space="preserve"> </w:t>
+            </w:r>
+            <w:r>
+              <w:rPr>
+                <w:rStyle w:val="FunctionTok"/>
+              </w:rPr>
+              <w:t xml:space="preserve">binomial</w:t>
+            </w:r>
+            <w:r>
+              <w:rPr>
+                <w:rStyle w:val="NormalTok"/>
+              </w:rPr>
+              <w:t xml:space="preserve">())</w:t>
+            </w:r>
+          </w:p>
+          <w:p>
+            <w:pPr>
+              <w:pStyle w:val="FirstParagraph"/>
+            </w:pPr>
+            <w:r>
+              <w:rPr>
+                <w:b/>
+                <w:bCs/>
+              </w:rPr>
+              <w:t xml:space="preserve">Matching</w:t>
+            </w:r>
+            <w:r>
+              <w:t xml:space="preserve">:</w:t>
+            </w:r>
+          </w:p>
+          <w:p>
+            <w:pPr>
+              <w:pStyle w:val="Compact"/>
+              <w:numPr>
+                <w:ilvl w:val="0"/>
+                <w:numId w:val="1021"/>
+              </w:numPr>
+            </w:pPr>
+            <w:r>
+              <w:t xml:space="preserve">For each smoker, find non-smoker of same age</w:t>
+            </w:r>
+          </w:p>
+          <w:p>
+            <w:pPr>
+              <w:pStyle w:val="Compact"/>
+              <w:numPr>
+                <w:ilvl w:val="0"/>
+                <w:numId w:val="1021"/>
+              </w:numPr>
+            </w:pPr>
+            <w:r>
+              <w:t xml:space="preserve">Compare outcomes</w:t>
+            </w:r>
+          </w:p>
+          <w:bookmarkEnd w:id="24"/>
+        </w:tc>
+      </w:tr>
+    </w:tbl>
     <w:p>
       <w:pPr>
         <w:pStyle w:val="FirstParagraph"/>
